--- a/entregables/03_Planificacion_speckit-plan.docx
+++ b/entregables/03_Planificacion_speckit-plan.docx
@@ -12,7 +12,7 @@
           <w:i w:val="0"/>
           <w:color w:val="1F3A5F"/>
         </w:rPr>
-        <w:t>Plan de Implementación: Gestión de Tareas Académicas</w:t>
+        <w:t>Plan Técnico (Diseño): Gestión de Tareas Académicas</w:t>
       </w:r>
     </w:p>
     <w:p>
@@ -25,7 +25,23 @@
           <w:i/>
           <w:color w:val="555F6D"/>
         </w:rPr>
-        <w:t>Comando SDD:</w:t>
+        <w:t>Fase SDD:</w:t>
+      </w:r>
+      <w:r>
+        <w:rPr>
+          <w:b w:val="0"/>
+          <w:i/>
+          <w:color w:val="555F6D"/>
+        </w:rPr>
+        <w:t xml:space="preserve"> 2 – Diseñar / Planificar (cómo) | </w:t>
+      </w:r>
+      <w:r>
+        <w:rPr>
+          <w:b/>
+          <w:i/>
+          <w:color w:val="555F6D"/>
+        </w:rPr>
+        <w:t>Comando Spec Kit:</w:t>
       </w:r>
       <w:r>
         <w:rPr>
@@ -43,6 +59,44 @@
           <w:color w:val="555F6D"/>
         </w:rPr>
         <w:t>/speckit-plan</w:t>
+      </w:r>
+    </w:p>
+    <w:p>
+      <w:pPr>
+        <w:ind w:left="340"/>
+      </w:pPr>
+      <w:r>
+        <w:rPr>
+          <w:b/>
+          <w:i/>
+          <w:color w:val="555F6D"/>
+        </w:rPr>
+        <w:t>Equivale a:</w:t>
+      </w:r>
+      <w:r>
+        <w:rPr>
+          <w:b w:val="0"/>
+          <w:i/>
+          <w:color w:val="555F6D"/>
+        </w:rPr>
+        <w:t xml:space="preserve"> </w:t>
+      </w:r>
+      <w:r>
+        <w:rPr>
+          <w:rFonts w:ascii="Consolas" w:hAnsi="Consolas"/>
+          <w:b w:val="0"/>
+          <w:i/>
+          <w:color w:val="555F6D"/>
+        </w:rPr>
+        <w:t>design.md</w:t>
+      </w:r>
+      <w:r>
+        <w:rPr>
+          <w:b w:val="0"/>
+          <w:i/>
+          <w:color w:val="555F6D"/>
+        </w:rPr>
+        <w:t xml:space="preserve"> en la guía SDD</w:t>
       </w:r>
     </w:p>
     <w:p>
@@ -96,7 +150,23 @@
           <w:i/>
           <w:color w:val="555F6D"/>
         </w:rPr>
-        <w:t xml:space="preserve"> 2026-10-21</w:t>
+        <w:t xml:space="preserve"> 2026-10-21 | </w:t>
+      </w:r>
+      <w:r>
+        <w:rPr>
+          <w:b/>
+          <w:i/>
+          <w:color w:val="555F6D"/>
+        </w:rPr>
+        <w:t>Estado:</w:t>
+      </w:r>
+      <w:r>
+        <w:rPr>
+          <w:b w:val="0"/>
+          <w:i/>
+          <w:color w:val="555F6D"/>
+        </w:rPr>
+        <w:t xml:space="preserve"> ✅ Aprobado (puerta G2)</w:t>
       </w:r>
     </w:p>
     <w:p>
@@ -109,7 +179,7 @@
           <w:i/>
           <w:color w:val="555F6D"/>
         </w:rPr>
-        <w:t>Especificación:</w:t>
+        <w:t>Entradas:</w:t>
       </w:r>
       <w:r>
         <w:rPr>
@@ -133,23 +203,7 @@
           <w:i/>
           <w:color w:val="555F6D"/>
         </w:rPr>
-        <w:t xml:space="preserve"> | </w:t>
-      </w:r>
-      <w:r>
-        <w:rPr>
-          <w:b/>
-          <w:i/>
-          <w:color w:val="555F6D"/>
-        </w:rPr>
-        <w:t>Constitución:</w:t>
-      </w:r>
-      <w:r>
-        <w:rPr>
-          <w:b w:val="0"/>
-          <w:i/>
-          <w:color w:val="555F6D"/>
-        </w:rPr>
-        <w:t xml:space="preserve"> </w:t>
+        <w:t xml:space="preserve"> · </w:t>
       </w:r>
       <w:r>
         <w:rPr>
@@ -193,53 +247,7 @@
           <w:b w:val="0"/>
           <w:i w:val="0"/>
         </w:rPr>
-        <w:t xml:space="preserve"> en Node.js, sin dependencias externas, que implementa las historias US1–US4 de la especificación. La arquitectura sigue cuatro capas (HTTP, servicios, dominio y repositorio). La persistencia se hace en un archivo JSON con escritura atómica. Las pruebas se escriben con el </w:t>
-      </w:r>
-      <w:r>
-        <w:rPr>
-          <w:b w:val="0"/>
-          <w:i/>
-        </w:rPr>
-        <w:t>test runner</w:t>
-      </w:r>
-      <w:r>
-        <w:rPr>
-          <w:b w:val="0"/>
-          <w:i w:val="0"/>
-        </w:rPr>
-        <w:t xml:space="preserve"> nativo </w:t>
-      </w:r>
-      <w:r>
-        <w:rPr>
-          <w:rFonts w:ascii="Consolas" w:hAnsi="Consolas"/>
-          <w:b w:val="0"/>
-          <w:i w:val="0"/>
-          <w:color w:val="B03060"/>
-        </w:rPr>
-        <w:t>node:test</w:t>
-      </w:r>
-      <w:r>
-        <w:rPr>
-          <w:b w:val="0"/>
-          <w:i w:val="0"/>
-        </w:rPr>
-        <w:t xml:space="preserve"> y la cobertura se mide con </w:t>
-      </w:r>
-      <w:r>
-        <w:rPr>
-          <w:rFonts w:ascii="Consolas" w:hAnsi="Consolas"/>
-          <w:b w:val="0"/>
-          <w:i w:val="0"/>
-          <w:color w:val="B03060"/>
-        </w:rPr>
-        <w:t>--experimental-test-coverage</w:t>
-      </w:r>
-      <w:r>
-        <w:rPr>
-          <w:b w:val="0"/>
-          <w:i w:val="0"/>
-        </w:rPr>
-        <w:t>.</w:t>
+        <w:t xml:space="preserve"> en Node.js, sin dependencias externas, que cumple los requisitos FR-001 a FR-012 y NFR-001 a NFR-005. Tiene cuatro capas (HTTP, servicios, dominio y repositorio) y guarda los datos en un archivo JSON con escritura atómica.</w:t>
       </w:r>
     </w:p>
     <w:p>
@@ -252,23 +260,7 @@
           <w:i w:val="0"/>
           <w:color w:val="1F3A5F"/>
         </w:rPr>
-        <w:t xml:space="preserve">2. Contexto técnico (el </w:t>
-      </w:r>
-      <w:r>
-        <w:rPr>
-          <w:b w:val="0"/>
-          <w:i/>
-          <w:color w:val="1F3A5F"/>
-        </w:rPr>
-        <w:t>cómo</w:t>
-      </w:r>
-      <w:r>
-        <w:rPr>
-          <w:b w:val="0"/>
-          <w:i w:val="0"/>
-          <w:color w:val="1F3A5F"/>
-        </w:rPr>
-        <w:t>)</w:t>
+        <w:t>2. Contexto técnico</w:t>
       </w:r>
     </w:p>
     <w:tbl>
@@ -326,7 +318,7 @@
           <w:p>
             <w:r>
               <w:rPr>
-                <w:b/>
+                <w:b w:val="0"/>
                 <w:i w:val="0"/>
                 <w:sz w:val="19"/>
               </w:rPr>
@@ -345,7 +337,7 @@
                 <w:i w:val="0"/>
                 <w:sz w:val="19"/>
               </w:rPr>
-              <w:t>JavaScript (CommonJS) sobre Node.js ≥ 20 LTS (probado en 22.23)</w:t>
+              <w:t>JavaScript (CommonJS), Node.js ≥ 20 LTS</w:t>
             </w:r>
           </w:p>
         </w:tc>
@@ -359,7 +351,7 @@
           <w:p>
             <w:r>
               <w:rPr>
-                <w:b/>
+                <w:b w:val="0"/>
                 <w:i w:val="0"/>
                 <w:sz w:val="19"/>
               </w:rPr>
@@ -379,7 +371,7 @@
                 <w:i w:val="0"/>
                 <w:sz w:val="19"/>
               </w:rPr>
-              <w:t xml:space="preserve">Ninguna: </w:t>
+              <w:t>Ninguna (</w:t>
             </w:r>
             <w:r>
               <w:rPr>
@@ -451,17 +443,7 @@
                 <w:i w:val="0"/>
                 <w:sz w:val="19"/>
               </w:rPr>
-              <w:t xml:space="preserve">, </w:t>
-            </w:r>
-            <w:r>
-              <w:rPr>
-                <w:rFonts w:ascii="Consolas" w:hAnsi="Consolas"/>
-                <w:b w:val="0"/>
-                <w:i w:val="0"/>
-                <w:color w:val="B03060"/>
-                <w:sz w:val="19"/>
-              </w:rPr>
-              <w:t>node:assert</w:t>
+              <w:t>)</w:t>
             </w:r>
           </w:p>
         </w:tc>
@@ -474,7 +456,7 @@
           <w:p>
             <w:r>
               <w:rPr>
-                <w:b/>
+                <w:b w:val="0"/>
                 <w:i w:val="0"/>
                 <w:sz w:val="19"/>
               </w:rPr>
@@ -487,14 +469,6 @@
             <w:tcW w:type="dxa" w:w="4873"/>
           </w:tcPr>
           <w:p>
-            <w:r>
-              <w:rPr>
-                <w:b w:val="0"/>
-                <w:i w:val="0"/>
-                <w:sz w:val="19"/>
-              </w:rPr>
-              <w:t>Archivo JSON (</w:t>
-            </w:r>
             <w:r>
               <w:rPr>
                 <w:rFonts w:ascii="Consolas" w:hAnsi="Consolas"/>
@@ -511,7 +485,7 @@
                 <w:i w:val="0"/>
                 <w:sz w:val="19"/>
               </w:rPr>
-              <w:t>) con caché en memoria (</w:t>
+              <w:t xml:space="preserve"> + caché en memoria (</w:t>
             </w:r>
             <w:r>
               <w:rPr>
@@ -543,7 +517,7 @@
           <w:p>
             <w:r>
               <w:rPr>
-                <w:b/>
+                <w:b w:val="0"/>
                 <w:i w:val="0"/>
                 <w:sz w:val="19"/>
               </w:rPr>
@@ -573,7 +547,7 @@
                 <w:i w:val="0"/>
                 <w:sz w:val="19"/>
               </w:rPr>
-              <w:t xml:space="preserve"> + </w:t>
+              <w:t xml:space="preserve">; integración con </w:t>
             </w:r>
             <w:r>
               <w:rPr>
@@ -591,7 +565,7 @@
                 <w:i w:val="0"/>
                 <w:sz w:val="19"/>
               </w:rPr>
-              <w:t xml:space="preserve"> nativo para las pruebas de integración HTTP</w:t>
+              <w:t xml:space="preserve"> nativo</w:t>
             </w:r>
           </w:p>
         </w:tc>
@@ -604,11 +578,11 @@
           <w:p>
             <w:r>
               <w:rPr>
-                <w:b/>
+                <w:b w:val="0"/>
                 <w:i w:val="0"/>
                 <w:sz w:val="19"/>
               </w:rPr>
-              <w:t>Plataforma</w:t>
+              <w:t>Meta de desempeño</w:t>
             </w:r>
           </w:p>
         </w:tc>
@@ -623,7 +597,7 @@
                 <w:i w:val="0"/>
                 <w:sz w:val="19"/>
               </w:rPr>
-              <w:t>Servidor local multiplataforma</w:t>
+              <w:t>&lt; 200 ms p95 con 1 000 tareas (NFR-002)</w:t>
             </w:r>
           </w:p>
         </w:tc>
@@ -637,73 +611,7 @@
           <w:p>
             <w:r>
               <w:rPr>
-                <w:b/>
-                <w:i w:val="0"/>
-                <w:sz w:val="19"/>
-              </w:rPr>
-              <w:t>Tipo de proyecto</w:t>
-            </w:r>
-          </w:p>
-        </w:tc>
-        <w:tc>
-          <w:tcPr>
-            <w:tcW w:type="dxa" w:w="4873"/>
-            <w:shd w:val="clear" w:color="auto" w:fill="EEF2F7"/>
-          </w:tcPr>
-          <w:p>
-            <w:r>
-              <w:rPr>
                 <w:b w:val="0"/>
-                <w:i w:val="0"/>
-                <w:sz w:val="19"/>
-              </w:rPr>
-              <w:t>Servicio backend único (API REST)</w:t>
-            </w:r>
-          </w:p>
-        </w:tc>
-      </w:tr>
-      <w:tr>
-        <w:tc>
-          <w:tcPr>
-            <w:tcW w:type="dxa" w:w="4873"/>
-          </w:tcPr>
-          <w:p>
-            <w:r>
-              <w:rPr>
-                <w:b/>
-                <w:i w:val="0"/>
-                <w:sz w:val="19"/>
-              </w:rPr>
-              <w:t>Metas de desempeño</w:t>
-            </w:r>
-          </w:p>
-        </w:tc>
-        <w:tc>
-          <w:tcPr>
-            <w:tcW w:type="dxa" w:w="4873"/>
-          </w:tcPr>
-          <w:p>
-            <w:r>
-              <w:rPr>
-                <w:b w:val="0"/>
-                <w:i w:val="0"/>
-                <w:sz w:val="19"/>
-              </w:rPr>
-              <w:t>&lt; 200 ms por petición con 1 000 tareas (operaciones O(n) en memoria)</w:t>
-            </w:r>
-          </w:p>
-        </w:tc>
-      </w:tr>
-      <w:tr>
-        <w:tc>
-          <w:tcPr>
-            <w:tcW w:type="dxa" w:w="4873"/>
-            <w:shd w:val="clear" w:color="auto" w:fill="EEF2F7"/>
-          </w:tcPr>
-          <w:p>
-            <w:r>
-              <w:rPr>
-                <w:b/>
                 <w:i w:val="0"/>
                 <w:sz w:val="19"/>
               </w:rPr>
@@ -723,39 +631,7 @@
                 <w:i w:val="0"/>
                 <w:sz w:val="19"/>
               </w:rPr>
-              <w:t>Cuerpo ≤ 10 KB; respuestas JSON UTF-8</w:t>
-            </w:r>
-          </w:p>
-        </w:tc>
-      </w:tr>
-      <w:tr>
-        <w:tc>
-          <w:tcPr>
-            <w:tcW w:type="dxa" w:w="4873"/>
-          </w:tcPr>
-          <w:p>
-            <w:r>
-              <w:rPr>
-                <w:b/>
-                <w:i w:val="0"/>
-                <w:sz w:val="19"/>
-              </w:rPr>
-              <w:t>Escala</w:t>
-            </w:r>
-          </w:p>
-        </w:tc>
-        <w:tc>
-          <w:tcPr>
-            <w:tcW w:type="dxa" w:w="4873"/>
-          </w:tcPr>
-          <w:p>
-            <w:r>
-              <w:rPr>
-                <w:b w:val="0"/>
-                <w:i w:val="0"/>
-                <w:sz w:val="19"/>
-              </w:rPr>
-              <w:t>Un usuario, del orden de miles de tareas (iteración 1)</w:t>
+              <w:t>Cuerpo ≤ 10 KB; JSON UTF-8</w:t>
             </w:r>
           </w:p>
         </w:tc>
@@ -772,23 +648,7 @@
           <w:i w:val="0"/>
           <w:color w:val="1F3A5F"/>
         </w:rPr>
-        <w:t>3. Verificación de la Constitución (</w:t>
-      </w:r>
-      <w:r>
-        <w:rPr>
-          <w:b w:val="0"/>
-          <w:i/>
-          <w:color w:val="1F3A5F"/>
-        </w:rPr>
-        <w:t>Constitution Check</w:t>
-      </w:r>
-      <w:r>
-        <w:rPr>
-          <w:b w:val="0"/>
-          <w:i w:val="0"/>
-          <w:color w:val="1F3A5F"/>
-        </w:rPr>
-        <w:t>)</w:t>
+        <w:t>3. Verificación de la Constitución</w:t>
       </w:r>
     </w:p>
     <w:tbl>
@@ -834,7 +694,7 @@
                 <w:color w:val="FFFFFF"/>
                 <w:sz w:val="19"/>
               </w:rPr>
-              <w:t>¿Cumple el plan?</w:t>
+              <w:t>¿Lo cumple?</w:t>
             </w:r>
           </w:p>
         </w:tc>
@@ -868,7 +728,7 @@
                 <w:i w:val="0"/>
                 <w:sz w:val="19"/>
               </w:rPr>
-              <w:t>I. Especificación antes que código</w:t>
+              <w:t>I. Spec como fuente de verdad</w:t>
             </w:r>
           </w:p>
         </w:tc>
@@ -898,7 +758,7 @@
                 <w:i w:val="0"/>
                 <w:sz w:val="19"/>
               </w:rPr>
-              <w:t>Spec aprobada; las tareas se trazan a FR/US</w:t>
+              <w:t>Spec aprobada en G1; cada decisión cita FR/NFR</w:t>
             </w:r>
           </w:p>
         </w:tc>
@@ -970,6 +830,14 @@
               </w:rPr>
               <w:t>services → repository</w:t>
             </w:r>
+            <w:r>
+              <w:rPr>
+                <w:b w:val="0"/>
+                <w:i w:val="0"/>
+                <w:sz w:val="19"/>
+              </w:rPr>
+              <w:t>; errores tipados</w:t>
+            </w:r>
           </w:p>
         </w:tc>
       </w:tr>
@@ -985,7 +853,7 @@
                 <w:i w:val="0"/>
                 <w:sz w:val="19"/>
               </w:rPr>
-              <w:t>III. Pruebas y cobertura</w:t>
+              <w:t>III. Requisitos verificables</w:t>
             </w:r>
           </w:p>
         </w:tc>
@@ -1015,7 +883,7 @@
                 <w:i w:val="0"/>
                 <w:sz w:val="19"/>
               </w:rPr>
-              <w:t>3 suites (dominio, servicio, API); umbral de 90/85/90</w:t>
+              <w:t>Estrategia de pruebas con el ID del requisito en el nombre (§8)</w:t>
             </w:r>
           </w:p>
         </w:tc>
@@ -1033,7 +901,7 @@
                 <w:i w:val="0"/>
                 <w:sz w:val="19"/>
               </w:rPr>
-              <w:t>IV. Mínimas dependencias</w:t>
+              <w:t>IV. Incrementos pequeños</w:t>
             </w:r>
           </w:p>
         </w:tc>
@@ -1065,7 +933,7 @@
                 <w:i w:val="0"/>
                 <w:sz w:val="19"/>
               </w:rPr>
-              <w:t>0 dependencias externas</w:t>
+              <w:t>26 tareas atómicas con "Hecho cuando…"</w:t>
             </w:r>
           </w:p>
         </w:tc>
@@ -1082,7 +950,7 @@
                 <w:i w:val="0"/>
                 <w:sz w:val="19"/>
               </w:rPr>
-              <w:t>V. Seguridad por diseño</w:t>
+              <w:t>V. Seguridad</w:t>
             </w:r>
           </w:p>
         </w:tc>
@@ -1112,7 +980,7 @@
                 <w:i w:val="0"/>
                 <w:sz w:val="19"/>
               </w:rPr>
-              <w:t xml:space="preserve">Validación, límite de 10 KB, 500 genérico y </w:t>
+              <w:t xml:space="preserve">Validación, 10 KB, 500 genérico y </w:t>
             </w:r>
             <w:r>
               <w:rPr>
@@ -1140,7 +1008,7 @@
                 <w:i w:val="0"/>
                 <w:sz w:val="19"/>
               </w:rPr>
-              <w:t>VI. Contratos y errores consistentes</w:t>
+              <w:t>VI. Contratos</w:t>
             </w:r>
           </w:p>
         </w:tc>
@@ -1172,7 +1040,7 @@
                 <w:i w:val="0"/>
                 <w:sz w:val="19"/>
               </w:rPr>
-              <w:t>Contrato de API definido abajo</w:t>
+              <w:t>Contrato de API en §6</w:t>
             </w:r>
           </w:p>
         </w:tc>
@@ -1189,7 +1057,7 @@
                 <w:i w:val="0"/>
                 <w:sz w:val="19"/>
               </w:rPr>
-              <w:t>VII. Documentación viva</w:t>
+              <w:t>VII. Spec viva</w:t>
             </w:r>
           </w:p>
         </w:tc>
@@ -1219,35 +1087,7 @@
                 <w:i w:val="0"/>
                 <w:sz w:val="19"/>
               </w:rPr>
-              <w:t xml:space="preserve">Artefactos en </w:t>
-            </w:r>
-            <w:r>
-              <w:rPr>
-                <w:rFonts w:ascii="Consolas" w:hAnsi="Consolas"/>
-                <w:b w:val="0"/>
-                <w:i w:val="0"/>
-                <w:color w:val="B03060"/>
-                <w:sz w:val="19"/>
-              </w:rPr>
-              <w:t>.specify/</w:t>
-            </w:r>
-            <w:r>
-              <w:rPr>
-                <w:b w:val="0"/>
-                <w:i w:val="0"/>
-                <w:sz w:val="19"/>
-              </w:rPr>
-              <w:t xml:space="preserve"> y </w:t>
-            </w:r>
-            <w:r>
-              <w:rPr>
-                <w:rFonts w:ascii="Consolas" w:hAnsi="Consolas"/>
-                <w:b w:val="0"/>
-                <w:i w:val="0"/>
-                <w:color w:val="B03060"/>
-                <w:sz w:val="19"/>
-              </w:rPr>
-              <w:t>specs/</w:t>
+              <w:t>Artefactos versionados en el repositorio</w:t>
             </w:r>
           </w:p>
         </w:tc>
@@ -1260,28 +1100,14 @@
           <w:b/>
           <w:i w:val="0"/>
         </w:rPr>
-        <w:t>Resultado:</w:t>
+        <w:t>Complexity Tracking:</w:t>
       </w:r>
       <w:r>
         <w:rPr>
           <w:b w:val="0"/>
           <w:i w:val="0"/>
         </w:rPr>
-        <w:t xml:space="preserve"> sin violaciones. No hay entradas en </w:t>
-      </w:r>
-      <w:r>
-        <w:rPr>
-          <w:b w:val="0"/>
-          <w:i/>
-        </w:rPr>
-        <w:t>Complexity Tracking</w:t>
-      </w:r>
-      <w:r>
-        <w:rPr>
-          <w:b w:val="0"/>
-          <w:i w:val="0"/>
-        </w:rPr>
-        <w:t>.</w:t>
+        <w:t xml:space="preserve"> sin entradas, porque no se agregan dependencias ni hay excepciones a la constitución.</w:t>
       </w:r>
     </w:p>
     <w:p>
@@ -1294,7 +1120,7 @@
           <w:i w:val="0"/>
           <w:color w:val="1F3A5F"/>
         </w:rPr>
-        <w:t>4. Arquitectura</w:t>
+        <w:t>4. Componentes y arquitectura</w:t>
       </w:r>
     </w:p>
     <w:tbl>
@@ -1319,9 +1145,9 @@
               </w:rPr>
               <w:t xml:space="preserve">                ┌────────────────────────────────────────┐</w:t>
               <w:br/>
-              <w:t xml:space="preserve">  Cliente ────► │  HTTP (src/http/app.js)                │  enrutamiento, parseo JSON,</w:t>
+              <w:t xml:space="preserve">  Cliente ────► │  HTTP  (src/http/app.js)               │  rutas, parseo JSON, 10 KB,</w:t>
               <w:br/>
-              <w:t xml:space="preserve">  (curl/app)    │  - límite 10 KB, mapeo de errores→HTTP │  códigos de estado</w:t>
+              <w:t xml:space="preserve">                │                                        │  errores → códigos HTTP</w:t>
               <w:br/>
               <w:t xml:space="preserve">                └──────────────┬─────────────────────────┘</w:t>
               <w:br/>
@@ -1329,23 +1155,339 @@
               <w:br/>
               <w:t xml:space="preserve">                ┌──────────────▼─────────────────────────┐</w:t>
               <w:br/>
-              <w:t xml:space="preserve">                │  Servicios (src/services/taskService)  │  casos de uso US1–US4,</w:t>
-              <w:br/>
-              <w:t xml:space="preserve">                │  - filtros, orden, transiciones        │  NotFound/Transition errors</w:t>
+              <w:t xml:space="preserve">                │  Servicios (src/services/taskService)  │  casos de uso US1–US4</w:t>
               <w:br/>
               <w:t xml:space="preserve">                └───────┬───────────────────────┬────────┘</w:t>
               <w:br/>
               <w:t xml:space="preserve">                        │                       │</w:t>
               <w:br/>
-              <w:t xml:space="preserve">        ┌───────────────▼──────────┐   ┌────────▼──────────────────────┐</w:t>
+              <w:t xml:space="preserve">        ┌───────────────▼──────────┐   ┌────────▼────────────────────────┐</w:t>
               <w:br/>
-              <w:t xml:space="preserve">        │ Dominio (src/domain/task)│   │ Repositorio                   │</w:t>
+              <w:t xml:space="preserve">        │ Dominio (src/domain/task)│   │ Repositorio                     │</w:t>
               <w:br/>
-              <w:t xml:space="preserve">        │ - validación, entidad    │   │ (src/repository/taskRepository)│</w:t>
+              <w:t xml:space="preserve">        │ validación, entidad,     │   │ (src/repository/taskRepository) │</w:t>
               <w:br/>
-              <w:t xml:space="preserve">        │ - reglas de estado       │   │ - Map en memoria + JSON atómico│</w:t>
+              <w:t xml:space="preserve">        │ máquina de estados       │   │ Map + JSON atómico              │</w:t>
               <w:br/>
-              <w:t xml:space="preserve">        └──────────────────────────┘   └───────────────────────────────┘</w:t>
+              <w:t xml:space="preserve">        └──────────────────────────┘   └─────────────────────────────────┘</w:t>
+            </w:r>
+          </w:p>
+        </w:tc>
+      </w:tr>
+    </w:tbl>
+    <w:p/>
+    <w:tbl>
+      <w:tblPr>
+        <w:tblStyle w:val="TableGrid"/>
+        <w:tblW w:type="auto" w:w="0"/>
+        <w:jc w:val="center"/>
+        <w:tblLook w:firstColumn="1" w:firstRow="1" w:lastColumn="0" w:lastRow="0" w:noHBand="0" w:noVBand="1" w:val="04A0"/>
+      </w:tblPr>
+      <w:tblGrid>
+        <w:gridCol w:w="3249"/>
+        <w:gridCol w:w="3249"/>
+        <w:gridCol w:w="3249"/>
+      </w:tblGrid>
+      <w:tr>
+        <w:tc>
+          <w:tcPr>
+            <w:tcW w:type="dxa" w:w="3249"/>
+            <w:shd w:val="clear" w:color="auto" w:fill="1F3A5F"/>
+          </w:tcPr>
+          <w:p>
+            <w:r>
+              <w:rPr>
+                <w:b/>
+                <w:i w:val="0"/>
+                <w:color w:val="FFFFFF"/>
+                <w:sz w:val="19"/>
+              </w:rPr>
+              <w:t>Componente</w:t>
+            </w:r>
+          </w:p>
+        </w:tc>
+        <w:tc>
+          <w:tcPr>
+            <w:tcW w:type="dxa" w:w="3249"/>
+            <w:shd w:val="clear" w:color="auto" w:fill="1F3A5F"/>
+          </w:tcPr>
+          <w:p>
+            <w:r>
+              <w:rPr>
+                <w:b/>
+                <w:i w:val="0"/>
+                <w:color w:val="FFFFFF"/>
+                <w:sz w:val="19"/>
+              </w:rPr>
+              <w:t>Responsabilidad</w:t>
+            </w:r>
+          </w:p>
+        </w:tc>
+        <w:tc>
+          <w:tcPr>
+            <w:tcW w:type="dxa" w:w="3249"/>
+            <w:shd w:val="clear" w:color="auto" w:fill="1F3A5F"/>
+          </w:tcPr>
+          <w:p>
+            <w:r>
+              <w:rPr>
+                <w:b/>
+                <w:i w:val="0"/>
+                <w:color w:val="FFFFFF"/>
+                <w:sz w:val="19"/>
+              </w:rPr>
+              <w:t>Requisitos</w:t>
+            </w:r>
+          </w:p>
+        </w:tc>
+      </w:tr>
+      <w:tr>
+        <w:tc>
+          <w:tcPr>
+            <w:tcW w:type="dxa" w:w="3249"/>
+          </w:tcPr>
+          <w:p>
+            <w:r>
+              <w:rPr>
+                <w:rFonts w:ascii="Consolas" w:hAnsi="Consolas"/>
+                <w:b w:val="0"/>
+                <w:i w:val="0"/>
+                <w:color w:val="B03060"/>
+                <w:sz w:val="19"/>
+              </w:rPr>
+              <w:t>domain/task.js</w:t>
+            </w:r>
+          </w:p>
+        </w:tc>
+        <w:tc>
+          <w:tcPr>
+            <w:tcW w:type="dxa" w:w="3249"/>
+          </w:tcPr>
+          <w:p>
+            <w:r>
+              <w:rPr>
+                <w:b w:val="0"/>
+                <w:i w:val="0"/>
+                <w:sz w:val="19"/>
+              </w:rPr>
+              <w:t>Entidad Tarea, validación, fechas y transiciones</w:t>
+            </w:r>
+          </w:p>
+        </w:tc>
+        <w:tc>
+          <w:tcPr>
+            <w:tcW w:type="dxa" w:w="3249"/>
+          </w:tcPr>
+          <w:p>
+            <w:r>
+              <w:rPr>
+                <w:b w:val="0"/>
+                <w:i w:val="0"/>
+                <w:sz w:val="19"/>
+              </w:rPr>
+              <w:t>FR-001, FR-002, FR-003, FR-004, FR-007, FR-008</w:t>
+            </w:r>
+          </w:p>
+        </w:tc>
+      </w:tr>
+      <w:tr>
+        <w:tc>
+          <w:tcPr>
+            <w:tcW w:type="dxa" w:w="3249"/>
+            <w:shd w:val="clear" w:color="auto" w:fill="EEF2F7"/>
+          </w:tcPr>
+          <w:p>
+            <w:r>
+              <w:rPr>
+                <w:rFonts w:ascii="Consolas" w:hAnsi="Consolas"/>
+                <w:b w:val="0"/>
+                <w:i w:val="0"/>
+                <w:color w:val="B03060"/>
+                <w:sz w:val="19"/>
+              </w:rPr>
+              <w:t>services/taskService.js</w:t>
+            </w:r>
+          </w:p>
+        </w:tc>
+        <w:tc>
+          <w:tcPr>
+            <w:tcW w:type="dxa" w:w="3249"/>
+            <w:shd w:val="clear" w:color="auto" w:fill="EEF2F7"/>
+          </w:tcPr>
+          <w:p>
+            <w:r>
+              <w:rPr>
+                <w:b w:val="0"/>
+                <w:i w:val="0"/>
+                <w:sz w:val="19"/>
+              </w:rPr>
+              <w:t>Crear, listar, obtener, editar, cambiar estado y eliminar</w:t>
+            </w:r>
+          </w:p>
+        </w:tc>
+        <w:tc>
+          <w:tcPr>
+            <w:tcW w:type="dxa" w:w="3249"/>
+            <w:shd w:val="clear" w:color="auto" w:fill="EEF2F7"/>
+          </w:tcPr>
+          <w:p>
+            <w:r>
+              <w:rPr>
+                <w:b w:val="0"/>
+                <w:i w:val="0"/>
+                <w:sz w:val="19"/>
+              </w:rPr>
+              <w:t>FR-005, FR-006, FR-007, FR-008, FR-009, FR-011</w:t>
+            </w:r>
+          </w:p>
+        </w:tc>
+      </w:tr>
+      <w:tr>
+        <w:tc>
+          <w:tcPr>
+            <w:tcW w:type="dxa" w:w="3249"/>
+          </w:tcPr>
+          <w:p>
+            <w:r>
+              <w:rPr>
+                <w:rFonts w:ascii="Consolas" w:hAnsi="Consolas"/>
+                <w:b w:val="0"/>
+                <w:i w:val="0"/>
+                <w:color w:val="B03060"/>
+                <w:sz w:val="19"/>
+              </w:rPr>
+              <w:t>repository/taskRepository.js</w:t>
+            </w:r>
+          </w:p>
+        </w:tc>
+        <w:tc>
+          <w:tcPr>
+            <w:tcW w:type="dxa" w:w="3249"/>
+          </w:tcPr>
+          <w:p>
+            <w:r>
+              <w:rPr>
+                <w:b w:val="0"/>
+                <w:i w:val="0"/>
+                <w:sz w:val="19"/>
+              </w:rPr>
+              <w:t>Persistencia y copias defensivas</w:t>
+            </w:r>
+          </w:p>
+        </w:tc>
+        <w:tc>
+          <w:tcPr>
+            <w:tcW w:type="dxa" w:w="3249"/>
+          </w:tcPr>
+          <w:p>
+            <w:r>
+              <w:rPr>
+                <w:b w:val="0"/>
+                <w:i w:val="0"/>
+                <w:sz w:val="19"/>
+              </w:rPr>
+              <w:t>FR-010</w:t>
+            </w:r>
+          </w:p>
+        </w:tc>
+      </w:tr>
+      <w:tr>
+        <w:tc>
+          <w:tcPr>
+            <w:tcW w:type="dxa" w:w="3249"/>
+            <w:shd w:val="clear" w:color="auto" w:fill="EEF2F7"/>
+          </w:tcPr>
+          <w:p>
+            <w:r>
+              <w:rPr>
+                <w:rFonts w:ascii="Consolas" w:hAnsi="Consolas"/>
+                <w:b w:val="0"/>
+                <w:i w:val="0"/>
+                <w:color w:val="B03060"/>
+                <w:sz w:val="19"/>
+              </w:rPr>
+              <w:t>http/app.js</w:t>
+            </w:r>
+          </w:p>
+        </w:tc>
+        <w:tc>
+          <w:tcPr>
+            <w:tcW w:type="dxa" w:w="3249"/>
+            <w:shd w:val="clear" w:color="auto" w:fill="EEF2F7"/>
+          </w:tcPr>
+          <w:p>
+            <w:r>
+              <w:rPr>
+                <w:b w:val="0"/>
+                <w:i w:val="0"/>
+                <w:sz w:val="19"/>
+              </w:rPr>
+              <w:t>Contrato REST y mapeo de errores</w:t>
+            </w:r>
+          </w:p>
+        </w:tc>
+        <w:tc>
+          <w:tcPr>
+            <w:tcW w:type="dxa" w:w="3249"/>
+            <w:shd w:val="clear" w:color="auto" w:fill="EEF2F7"/>
+          </w:tcPr>
+          <w:p>
+            <w:r>
+              <w:rPr>
+                <w:b w:val="0"/>
+                <w:i w:val="0"/>
+                <w:sz w:val="19"/>
+              </w:rPr>
+              <w:t>FR-004, FR-012, NFR-001, NFR-004</w:t>
+            </w:r>
+          </w:p>
+        </w:tc>
+      </w:tr>
+      <w:tr>
+        <w:tc>
+          <w:tcPr>
+            <w:tcW w:type="dxa" w:w="3249"/>
+          </w:tcPr>
+          <w:p>
+            <w:r>
+              <w:rPr>
+                <w:rFonts w:ascii="Consolas" w:hAnsi="Consolas"/>
+                <w:b w:val="0"/>
+                <w:i w:val="0"/>
+                <w:color w:val="B03060"/>
+                <w:sz w:val="19"/>
+              </w:rPr>
+              <w:t>server.js</w:t>
+            </w:r>
+          </w:p>
+        </w:tc>
+        <w:tc>
+          <w:tcPr>
+            <w:tcW w:type="dxa" w:w="3249"/>
+          </w:tcPr>
+          <w:p>
+            <w:r>
+              <w:rPr>
+                <w:b w:val="0"/>
+                <w:i w:val="0"/>
+                <w:sz w:val="19"/>
+              </w:rPr>
+              <w:t>Arranque con variables de entorno</w:t>
+            </w:r>
+          </w:p>
+        </w:tc>
+        <w:tc>
+          <w:tcPr>
+            <w:tcW w:type="dxa" w:w="3249"/>
+          </w:tcPr>
+          <w:p>
+            <w:r>
+              <w:rPr>
+                <w:b w:val="0"/>
+                <w:i w:val="0"/>
+                <w:sz w:val="19"/>
+              </w:rPr>
+              <w:t>Constitución V</w:t>
             </w:r>
           </w:p>
         </w:tc>
@@ -1362,7 +1504,7 @@
           <w:i w:val="0"/>
           <w:color w:val="1F3A5F"/>
         </w:rPr>
-        <w:t>Estructura del código fuente</w:t>
+        <w:t>Estructura de carpetas</w:t>
       </w:r>
     </w:p>
     <w:tbl>
@@ -1387,39 +1529,25 @@
               </w:rPr>
               <w:t>taskflow-sdd/</w:t>
               <w:br/>
-              <w:t>├── .specify/memory/constitution.md</w:t>
+              <w:t>├── AGENTS.md / CLAUDE.md            # instrucciones para el agente de IA</w:t>
+              <w:br/>
+              <w:t>├── .specify/memory/constitution.md  # Fase 0</w:t>
               <w:br/>
               <w:t>├── specs/001-gestion-tareas/</w:t>
               <w:br/>
-              <w:t>│   ├── spec.md  plan.md  tasks.md</w:t>
+              <w:t>│   ├── spec.md                      # Fase 1 (requisitos)</w:t>
               <w:br/>
-              <w:t>│   ├── implement-report.md</w:t>
+              <w:t>│   ├── plan.md                      # Fase 2 (diseño)</w:t>
               <w:br/>
-              <w:t>│   └── coverage-audit.md</w:t>
+              <w:t>│   ├── tasks.md                     # Fase 3</w:t>
               <w:br/>
-              <w:t>├── src/</w:t>
+              <w:t>│   ├── implement-report.md          # Fase 4</w:t>
               <w:br/>
-              <w:t>│   ├── domain/task.js               # Entidad, validación y transiciones</w:t>
+              <w:t>│   └── coverage-audit.md            # Fase 5 (validación / auditoría)</w:t>
               <w:br/>
-              <w:t>│   ├── repository/taskRepository.js # Persistencia</w:t>
+              <w:t>├── src/ {domain, repository, services, http, server.js}</w:t>
               <w:br/>
-              <w:t>│   ├── services/taskService.js      # Casos de uso</w:t>
-              <w:br/>
-              <w:t>│   ├── http/app.js                  # API REST</w:t>
-              <w:br/>
-              <w:t>│   └── server.js                    # Punto de arranque</w:t>
-              <w:br/>
-              <w:t>├── tests/</w:t>
-              <w:br/>
-              <w:t>│   ├── domain.test.js</w:t>
-              <w:br/>
-              <w:t>│   ├── service.test.js</w:t>
-              <w:br/>
-              <w:t>│   └── api.test.js</w:t>
-              <w:br/>
-              <w:t>├── data/                            # tasks.json (generado)</w:t>
-              <w:br/>
-              <w:t>└── package.json</w:t>
+              <w:t>└── tests/ {domain, service, api}.test.js</w:t>
             </w:r>
           </w:p>
         </w:tc>
@@ -1441,45 +1569,753 @@
     </w:p>
     <w:tbl>
       <w:tblPr>
+        <w:tblStyle w:val="TableGrid"/>
         <w:tblW w:type="auto" w:w="0"/>
+        <w:jc w:val="center"/>
         <w:tblLook w:firstColumn="1" w:firstRow="1" w:lastColumn="0" w:lastRow="0" w:noHBand="0" w:noVBand="1" w:val="04A0"/>
       </w:tblPr>
       <w:tblGrid>
-        <w:gridCol w:w="9746"/>
+        <w:gridCol w:w="2436"/>
+        <w:gridCol w:w="2436"/>
+        <w:gridCol w:w="2436"/>
+        <w:gridCol w:w="2436"/>
       </w:tblGrid>
       <w:tr>
         <w:tc>
           <w:tcPr>
-            <w:tcW w:type="dxa" w:w="9746"/>
-            <w:shd w:val="clear" w:color="auto" w:fill="F2F4F7"/>
+            <w:tcW w:type="dxa" w:w="2436"/>
+            <w:shd w:val="clear" w:color="auto" w:fill="1F3A5F"/>
+          </w:tcPr>
+          <w:p>
+            <w:r>
+              <w:rPr>
+                <w:b/>
+                <w:i w:val="0"/>
+                <w:color w:val="FFFFFF"/>
+                <w:sz w:val="19"/>
+              </w:rPr>
+              <w:t>Campo</w:t>
+            </w:r>
+          </w:p>
+        </w:tc>
+        <w:tc>
+          <w:tcPr>
+            <w:tcW w:type="dxa" w:w="2436"/>
+            <w:shd w:val="clear" w:color="auto" w:fill="1F3A5F"/>
+          </w:tcPr>
+          <w:p>
+            <w:r>
+              <w:rPr>
+                <w:b/>
+                <w:i w:val="0"/>
+                <w:color w:val="FFFFFF"/>
+                <w:sz w:val="19"/>
+              </w:rPr>
+              <w:t>Tipo</w:t>
+            </w:r>
+          </w:p>
+        </w:tc>
+        <w:tc>
+          <w:tcPr>
+            <w:tcW w:type="dxa" w:w="2436"/>
+            <w:shd w:val="clear" w:color="auto" w:fill="1F3A5F"/>
+          </w:tcPr>
+          <w:p>
+            <w:r>
+              <w:rPr>
+                <w:b/>
+                <w:i w:val="0"/>
+                <w:color w:val="FFFFFF"/>
+                <w:sz w:val="19"/>
+              </w:rPr>
+              <w:t>Notas</w:t>
+            </w:r>
+          </w:p>
+        </w:tc>
+        <w:tc>
+          <w:tcPr>
+            <w:tcW w:type="dxa" w:w="2436"/>
+            <w:shd w:val="clear" w:color="auto" w:fill="1F3A5F"/>
+          </w:tcPr>
+          <w:p>
+            <w:r>
+              <w:rPr>
+                <w:b/>
+                <w:i w:val="0"/>
+                <w:color w:val="FFFFFF"/>
+                <w:sz w:val="19"/>
+              </w:rPr>
+              <w:t>Req.</w:t>
+            </w:r>
+          </w:p>
+        </w:tc>
+      </w:tr>
+      <w:tr>
+        <w:tc>
+          <w:tcPr>
+            <w:tcW w:type="dxa" w:w="2436"/>
           </w:tcPr>
           <w:p>
             <w:r>
               <w:rPr>
                 <w:rFonts w:ascii="Consolas" w:hAnsi="Consolas"/>
-                <w:sz w:val="17"/>
+                <w:b w:val="0"/>
+                <w:i w:val="0"/>
+                <w:color w:val="B03060"/>
+                <w:sz w:val="19"/>
               </w:rPr>
-              <w:t>{</w:t>
-              <w:br/>
-              <w:t xml:space="preserve">  "id": "6d91c2c2-3658-4421-8884-0f01ccc878b0",</w:t>
-              <w:br/>
-              <w:t xml:space="preserve">  "title": "Entregar informe SDD",</w:t>
-              <w:br/>
-              <w:t xml:space="preserve">  "description": "Documentos de la iteración 1",</w:t>
-              <w:br/>
-              <w:t xml:space="preserve">  "subject": "Gestión de Proyectos",</w:t>
-              <w:br/>
-              <w:t xml:space="preserve">  "dueDate": "2026-10-28",</w:t>
-              <w:br/>
-              <w:t xml:space="preserve">  "priority": "alta",</w:t>
-              <w:br/>
-              <w:t xml:space="preserve">  "status": "pendiente",</w:t>
-              <w:br/>
-              <w:t xml:space="preserve">  "createdAt": "2026-10-22T04:30:31.177Z",</w:t>
-              <w:br/>
-              <w:t xml:space="preserve">  "updatedAt": "2026-10-22T04:30:31.177Z"</w:t>
-              <w:br/>
-              <w:t>}</w:t>
+              <w:t>id</w:t>
+            </w:r>
+          </w:p>
+        </w:tc>
+        <w:tc>
+          <w:tcPr>
+            <w:tcW w:type="dxa" w:w="2436"/>
+          </w:tcPr>
+          <w:p>
+            <w:r>
+              <w:rPr>
+                <w:b w:val="0"/>
+                <w:i w:val="0"/>
+                <w:sz w:val="19"/>
+              </w:rPr>
+              <w:t>UUID v4</w:t>
+            </w:r>
+          </w:p>
+        </w:tc>
+        <w:tc>
+          <w:tcPr>
+            <w:tcW w:type="dxa" w:w="2436"/>
+          </w:tcPr>
+          <w:p>
+            <w:r>
+              <w:rPr>
+                <w:rFonts w:ascii="Consolas" w:hAnsi="Consolas"/>
+                <w:b w:val="0"/>
+                <w:i w:val="0"/>
+                <w:color w:val="B03060"/>
+                <w:sz w:val="19"/>
+              </w:rPr>
+              <w:t>crypto.randomUUID()</w:t>
+            </w:r>
+          </w:p>
+        </w:tc>
+        <w:tc>
+          <w:tcPr>
+            <w:tcW w:type="dxa" w:w="2436"/>
+          </w:tcPr>
+          <w:p>
+            <w:r>
+              <w:rPr>
+                <w:b w:val="0"/>
+                <w:i w:val="0"/>
+                <w:sz w:val="19"/>
+              </w:rPr>
+              <w:t>FR-002</w:t>
+            </w:r>
+          </w:p>
+        </w:tc>
+      </w:tr>
+      <w:tr>
+        <w:tc>
+          <w:tcPr>
+            <w:tcW w:type="dxa" w:w="2436"/>
+            <w:shd w:val="clear" w:color="auto" w:fill="EEF2F7"/>
+          </w:tcPr>
+          <w:p>
+            <w:r>
+              <w:rPr>
+                <w:rFonts w:ascii="Consolas" w:hAnsi="Consolas"/>
+                <w:b w:val="0"/>
+                <w:i w:val="0"/>
+                <w:color w:val="B03060"/>
+                <w:sz w:val="19"/>
+              </w:rPr>
+              <w:t>title</w:t>
+            </w:r>
+          </w:p>
+        </w:tc>
+        <w:tc>
+          <w:tcPr>
+            <w:tcW w:type="dxa" w:w="2436"/>
+            <w:shd w:val="clear" w:color="auto" w:fill="EEF2F7"/>
+          </w:tcPr>
+          <w:p>
+            <w:r>
+              <w:rPr>
+                <w:b w:val="0"/>
+                <w:i w:val="0"/>
+                <w:sz w:val="19"/>
+              </w:rPr>
+              <w:t>string</w:t>
+            </w:r>
+          </w:p>
+        </w:tc>
+        <w:tc>
+          <w:tcPr>
+            <w:tcW w:type="dxa" w:w="2436"/>
+            <w:shd w:val="clear" w:color="auto" w:fill="EEF2F7"/>
+          </w:tcPr>
+          <w:p>
+            <w:r>
+              <w:rPr>
+                <w:b w:val="0"/>
+                <w:i w:val="0"/>
+                <w:sz w:val="19"/>
+              </w:rPr>
+              <w:t>1–100 caracteres, recortado</w:t>
+            </w:r>
+          </w:p>
+        </w:tc>
+        <w:tc>
+          <w:tcPr>
+            <w:tcW w:type="dxa" w:w="2436"/>
+            <w:shd w:val="clear" w:color="auto" w:fill="EEF2F7"/>
+          </w:tcPr>
+          <w:p>
+            <w:r>
+              <w:rPr>
+                <w:b w:val="0"/>
+                <w:i w:val="0"/>
+                <w:sz w:val="19"/>
+              </w:rPr>
+              <w:t>FR-001</w:t>
+            </w:r>
+          </w:p>
+        </w:tc>
+      </w:tr>
+      <w:tr>
+        <w:tc>
+          <w:tcPr>
+            <w:tcW w:type="dxa" w:w="2436"/>
+          </w:tcPr>
+          <w:p>
+            <w:r>
+              <w:rPr>
+                <w:rFonts w:ascii="Consolas" w:hAnsi="Consolas"/>
+                <w:b w:val="0"/>
+                <w:i w:val="0"/>
+                <w:color w:val="B03060"/>
+                <w:sz w:val="19"/>
+              </w:rPr>
+              <w:t>description</w:t>
+            </w:r>
+          </w:p>
+        </w:tc>
+        <w:tc>
+          <w:tcPr>
+            <w:tcW w:type="dxa" w:w="2436"/>
+          </w:tcPr>
+          <w:p>
+            <w:r>
+              <w:rPr>
+                <w:b w:val="0"/>
+                <w:i w:val="0"/>
+                <w:sz w:val="19"/>
+              </w:rPr>
+              <w:t>string</w:t>
+            </w:r>
+          </w:p>
+        </w:tc>
+        <w:tc>
+          <w:tcPr>
+            <w:tcW w:type="dxa" w:w="2436"/>
+          </w:tcPr>
+          <w:p>
+            <w:r>
+              <w:rPr>
+                <w:b w:val="0"/>
+                <w:i w:val="0"/>
+                <w:sz w:val="19"/>
+              </w:rPr>
+              <w:t xml:space="preserve">≤ 500 caracteres, </w:t>
+            </w:r>
+            <w:r>
+              <w:rPr>
+                <w:rFonts w:ascii="Consolas" w:hAnsi="Consolas"/>
+                <w:b w:val="0"/>
+                <w:i w:val="0"/>
+                <w:color w:val="B03060"/>
+                <w:sz w:val="19"/>
+              </w:rPr>
+              <w:t>""</w:t>
+            </w:r>
+            <w:r>
+              <w:rPr>
+                <w:b w:val="0"/>
+                <w:i w:val="0"/>
+                <w:sz w:val="19"/>
+              </w:rPr>
+              <w:t xml:space="preserve"> por defecto</w:t>
+            </w:r>
+          </w:p>
+        </w:tc>
+        <w:tc>
+          <w:tcPr>
+            <w:tcW w:type="dxa" w:w="2436"/>
+          </w:tcPr>
+          <w:p>
+            <w:r>
+              <w:rPr>
+                <w:b w:val="0"/>
+                <w:i w:val="0"/>
+                <w:sz w:val="19"/>
+              </w:rPr>
+              <w:t>FR-001</w:t>
+            </w:r>
+          </w:p>
+        </w:tc>
+      </w:tr>
+      <w:tr>
+        <w:tc>
+          <w:tcPr>
+            <w:tcW w:type="dxa" w:w="2436"/>
+            <w:shd w:val="clear" w:color="auto" w:fill="EEF2F7"/>
+          </w:tcPr>
+          <w:p>
+            <w:r>
+              <w:rPr>
+                <w:rFonts w:ascii="Consolas" w:hAnsi="Consolas"/>
+                <w:b w:val="0"/>
+                <w:i w:val="0"/>
+                <w:color w:val="B03060"/>
+                <w:sz w:val="19"/>
+              </w:rPr>
+              <w:t>subject</w:t>
+            </w:r>
+          </w:p>
+        </w:tc>
+        <w:tc>
+          <w:tcPr>
+            <w:tcW w:type="dxa" w:w="2436"/>
+            <w:shd w:val="clear" w:color="auto" w:fill="EEF2F7"/>
+          </w:tcPr>
+          <w:p>
+            <w:r>
+              <w:rPr>
+                <w:b w:val="0"/>
+                <w:i w:val="0"/>
+                <w:sz w:val="19"/>
+              </w:rPr>
+              <w:t>string</w:t>
+            </w:r>
+          </w:p>
+        </w:tc>
+        <w:tc>
+          <w:tcPr>
+            <w:tcW w:type="dxa" w:w="2436"/>
+            <w:shd w:val="clear" w:color="auto" w:fill="EEF2F7"/>
+          </w:tcPr>
+          <w:p>
+            <w:r>
+              <w:rPr>
+                <w:b w:val="0"/>
+                <w:i w:val="0"/>
+                <w:sz w:val="19"/>
+              </w:rPr>
+              <w:t>obligatorio</w:t>
+            </w:r>
+          </w:p>
+        </w:tc>
+        <w:tc>
+          <w:tcPr>
+            <w:tcW w:type="dxa" w:w="2436"/>
+            <w:shd w:val="clear" w:color="auto" w:fill="EEF2F7"/>
+          </w:tcPr>
+          <w:p>
+            <w:r>
+              <w:rPr>
+                <w:b w:val="0"/>
+                <w:i w:val="0"/>
+                <w:sz w:val="19"/>
+              </w:rPr>
+              <w:t>FR-001</w:t>
+            </w:r>
+          </w:p>
+        </w:tc>
+      </w:tr>
+      <w:tr>
+        <w:tc>
+          <w:tcPr>
+            <w:tcW w:type="dxa" w:w="2436"/>
+          </w:tcPr>
+          <w:p>
+            <w:r>
+              <w:rPr>
+                <w:rFonts w:ascii="Consolas" w:hAnsi="Consolas"/>
+                <w:b w:val="0"/>
+                <w:i w:val="0"/>
+                <w:color w:val="B03060"/>
+                <w:sz w:val="19"/>
+              </w:rPr>
+              <w:t>dueDate</w:t>
+            </w:r>
+          </w:p>
+        </w:tc>
+        <w:tc>
+          <w:tcPr>
+            <w:tcW w:type="dxa" w:w="2436"/>
+          </w:tcPr>
+          <w:p>
+            <w:r>
+              <w:rPr>
+                <w:rFonts w:ascii="Consolas" w:hAnsi="Consolas"/>
+                <w:b w:val="0"/>
+                <w:i w:val="0"/>
+                <w:color w:val="B03060"/>
+                <w:sz w:val="19"/>
+              </w:rPr>
+              <w:t>AAAA-MM-DD</w:t>
+            </w:r>
+          </w:p>
+        </w:tc>
+        <w:tc>
+          <w:tcPr>
+            <w:tcW w:type="dxa" w:w="2436"/>
+          </w:tcPr>
+          <w:p>
+            <w:r>
+              <w:rPr>
+                <w:b w:val="0"/>
+                <w:i w:val="0"/>
+                <w:sz w:val="19"/>
+              </w:rPr>
+              <w:t>válida en el calendario</w:t>
+            </w:r>
+          </w:p>
+        </w:tc>
+        <w:tc>
+          <w:tcPr>
+            <w:tcW w:type="dxa" w:w="2436"/>
+          </w:tcPr>
+          <w:p>
+            <w:r>
+              <w:rPr>
+                <w:b w:val="0"/>
+                <w:i w:val="0"/>
+                <w:sz w:val="19"/>
+              </w:rPr>
+              <w:t>FR-001</w:t>
+            </w:r>
+          </w:p>
+        </w:tc>
+      </w:tr>
+      <w:tr>
+        <w:tc>
+          <w:tcPr>
+            <w:tcW w:type="dxa" w:w="2436"/>
+            <w:shd w:val="clear" w:color="auto" w:fill="EEF2F7"/>
+          </w:tcPr>
+          <w:p>
+            <w:r>
+              <w:rPr>
+                <w:rFonts w:ascii="Consolas" w:hAnsi="Consolas"/>
+                <w:b w:val="0"/>
+                <w:i w:val="0"/>
+                <w:color w:val="B03060"/>
+                <w:sz w:val="19"/>
+              </w:rPr>
+              <w:t>priority</w:t>
+            </w:r>
+          </w:p>
+        </w:tc>
+        <w:tc>
+          <w:tcPr>
+            <w:tcW w:type="dxa" w:w="2436"/>
+            <w:shd w:val="clear" w:color="auto" w:fill="EEF2F7"/>
+          </w:tcPr>
+          <w:p>
+            <w:r>
+              <w:rPr>
+                <w:b w:val="0"/>
+                <w:i w:val="0"/>
+                <w:sz w:val="19"/>
+              </w:rPr>
+              <w:t>enum</w:t>
+            </w:r>
+          </w:p>
+        </w:tc>
+        <w:tc>
+          <w:tcPr>
+            <w:tcW w:type="dxa" w:w="2436"/>
+            <w:shd w:val="clear" w:color="auto" w:fill="EEF2F7"/>
+          </w:tcPr>
+          <w:p>
+            <w:r>
+              <w:rPr>
+                <w:rFonts w:ascii="Consolas" w:hAnsi="Consolas"/>
+                <w:b w:val="0"/>
+                <w:i w:val="0"/>
+                <w:color w:val="B03060"/>
+                <w:sz w:val="19"/>
+              </w:rPr>
+              <w:t>baja</w:t>
+            </w:r>
+            <w:r>
+              <w:rPr>
+                <w:b w:val="0"/>
+                <w:i w:val="0"/>
+                <w:sz w:val="19"/>
+              </w:rPr>
+              <w:t xml:space="preserve"> | </w:t>
+            </w:r>
+            <w:r>
+              <w:rPr>
+                <w:rFonts w:ascii="Consolas" w:hAnsi="Consolas"/>
+                <w:b w:val="0"/>
+                <w:i w:val="0"/>
+                <w:color w:val="B03060"/>
+                <w:sz w:val="19"/>
+              </w:rPr>
+              <w:t>media</w:t>
+            </w:r>
+            <w:r>
+              <w:rPr>
+                <w:b w:val="0"/>
+                <w:i w:val="0"/>
+                <w:sz w:val="19"/>
+              </w:rPr>
+              <w:t xml:space="preserve"> | </w:t>
+            </w:r>
+            <w:r>
+              <w:rPr>
+                <w:rFonts w:ascii="Consolas" w:hAnsi="Consolas"/>
+                <w:b w:val="0"/>
+                <w:i w:val="0"/>
+                <w:color w:val="B03060"/>
+                <w:sz w:val="19"/>
+              </w:rPr>
+              <w:t>alta</w:t>
+            </w:r>
+            <w:r>
+              <w:rPr>
+                <w:b w:val="0"/>
+                <w:i w:val="0"/>
+                <w:sz w:val="19"/>
+              </w:rPr>
+              <w:t xml:space="preserve"> (por defecto </w:t>
+            </w:r>
+            <w:r>
+              <w:rPr>
+                <w:rFonts w:ascii="Consolas" w:hAnsi="Consolas"/>
+                <w:b w:val="0"/>
+                <w:i w:val="0"/>
+                <w:color w:val="B03060"/>
+                <w:sz w:val="19"/>
+              </w:rPr>
+              <w:t>media</w:t>
+            </w:r>
+            <w:r>
+              <w:rPr>
+                <w:b w:val="0"/>
+                <w:i w:val="0"/>
+                <w:sz w:val="19"/>
+              </w:rPr>
+              <w:t>)</w:t>
+            </w:r>
+          </w:p>
+        </w:tc>
+        <w:tc>
+          <w:tcPr>
+            <w:tcW w:type="dxa" w:w="2436"/>
+            <w:shd w:val="clear" w:color="auto" w:fill="EEF2F7"/>
+          </w:tcPr>
+          <w:p>
+            <w:r>
+              <w:rPr>
+                <w:b w:val="0"/>
+                <w:i w:val="0"/>
+                <w:sz w:val="19"/>
+              </w:rPr>
+              <w:t>FR-003</w:t>
+            </w:r>
+          </w:p>
+        </w:tc>
+      </w:tr>
+      <w:tr>
+        <w:tc>
+          <w:tcPr>
+            <w:tcW w:type="dxa" w:w="2436"/>
+          </w:tcPr>
+          <w:p>
+            <w:r>
+              <w:rPr>
+                <w:rFonts w:ascii="Consolas" w:hAnsi="Consolas"/>
+                <w:b w:val="0"/>
+                <w:i w:val="0"/>
+                <w:color w:val="B03060"/>
+                <w:sz w:val="19"/>
+              </w:rPr>
+              <w:t>status</w:t>
+            </w:r>
+          </w:p>
+        </w:tc>
+        <w:tc>
+          <w:tcPr>
+            <w:tcW w:type="dxa" w:w="2436"/>
+          </w:tcPr>
+          <w:p>
+            <w:r>
+              <w:rPr>
+                <w:b w:val="0"/>
+                <w:i w:val="0"/>
+                <w:sz w:val="19"/>
+              </w:rPr>
+              <w:t>enum</w:t>
+            </w:r>
+          </w:p>
+        </w:tc>
+        <w:tc>
+          <w:tcPr>
+            <w:tcW w:type="dxa" w:w="2436"/>
+          </w:tcPr>
+          <w:p>
+            <w:r>
+              <w:rPr>
+                <w:rFonts w:ascii="Consolas" w:hAnsi="Consolas"/>
+                <w:b w:val="0"/>
+                <w:i w:val="0"/>
+                <w:color w:val="B03060"/>
+                <w:sz w:val="19"/>
+              </w:rPr>
+              <w:t>pendiente</w:t>
+            </w:r>
+            <w:r>
+              <w:rPr>
+                <w:b w:val="0"/>
+                <w:i w:val="0"/>
+                <w:sz w:val="19"/>
+              </w:rPr>
+              <w:t xml:space="preserve"> | </w:t>
+            </w:r>
+            <w:r>
+              <w:rPr>
+                <w:rFonts w:ascii="Consolas" w:hAnsi="Consolas"/>
+                <w:b w:val="0"/>
+                <w:i w:val="0"/>
+                <w:color w:val="B03060"/>
+                <w:sz w:val="19"/>
+              </w:rPr>
+              <w:t>en_progreso</w:t>
+            </w:r>
+            <w:r>
+              <w:rPr>
+                <w:b w:val="0"/>
+                <w:i w:val="0"/>
+                <w:sz w:val="19"/>
+              </w:rPr>
+              <w:t xml:space="preserve"> | </w:t>
+            </w:r>
+            <w:r>
+              <w:rPr>
+                <w:rFonts w:ascii="Consolas" w:hAnsi="Consolas"/>
+                <w:b w:val="0"/>
+                <w:i w:val="0"/>
+                <w:color w:val="B03060"/>
+                <w:sz w:val="19"/>
+              </w:rPr>
+              <w:t>completada</w:t>
+            </w:r>
+          </w:p>
+        </w:tc>
+        <w:tc>
+          <w:tcPr>
+            <w:tcW w:type="dxa" w:w="2436"/>
+          </w:tcPr>
+          <w:p>
+            <w:r>
+              <w:rPr>
+                <w:b w:val="0"/>
+                <w:i w:val="0"/>
+                <w:sz w:val="19"/>
+              </w:rPr>
+              <w:t>FR-007</w:t>
+            </w:r>
+          </w:p>
+        </w:tc>
+      </w:tr>
+      <w:tr>
+        <w:tc>
+          <w:tcPr>
+            <w:tcW w:type="dxa" w:w="2436"/>
+            <w:shd w:val="clear" w:color="auto" w:fill="EEF2F7"/>
+          </w:tcPr>
+          <w:p>
+            <w:r>
+              <w:rPr>
+                <w:rFonts w:ascii="Consolas" w:hAnsi="Consolas"/>
+                <w:b w:val="0"/>
+                <w:i w:val="0"/>
+                <w:color w:val="B03060"/>
+                <w:sz w:val="19"/>
+              </w:rPr>
+              <w:t>createdAt</w:t>
+            </w:r>
+            <w:r>
+              <w:rPr>
+                <w:b w:val="0"/>
+                <w:i w:val="0"/>
+                <w:sz w:val="19"/>
+              </w:rPr>
+              <w:t xml:space="preserve">, </w:t>
+            </w:r>
+            <w:r>
+              <w:rPr>
+                <w:rFonts w:ascii="Consolas" w:hAnsi="Consolas"/>
+                <w:b w:val="0"/>
+                <w:i w:val="0"/>
+                <w:color w:val="B03060"/>
+                <w:sz w:val="19"/>
+              </w:rPr>
+              <w:t>updatedAt</w:t>
+            </w:r>
+          </w:p>
+        </w:tc>
+        <w:tc>
+          <w:tcPr>
+            <w:tcW w:type="dxa" w:w="2436"/>
+            <w:shd w:val="clear" w:color="auto" w:fill="EEF2F7"/>
+          </w:tcPr>
+          <w:p>
+            <w:r>
+              <w:rPr>
+                <w:b w:val="0"/>
+                <w:i w:val="0"/>
+                <w:sz w:val="19"/>
+              </w:rPr>
+              <w:t>ISO-8601</w:t>
+            </w:r>
+          </w:p>
+        </w:tc>
+        <w:tc>
+          <w:tcPr>
+            <w:tcW w:type="dxa" w:w="2436"/>
+            <w:shd w:val="clear" w:color="auto" w:fill="EEF2F7"/>
+          </w:tcPr>
+          <w:p>
+            <w:r>
+              <w:rPr>
+                <w:b w:val="0"/>
+                <w:i w:val="0"/>
+                <w:sz w:val="19"/>
+              </w:rPr>
+              <w:t>generados por el sistema</w:t>
+            </w:r>
+          </w:p>
+        </w:tc>
+        <w:tc>
+          <w:tcPr>
+            <w:tcW w:type="dxa" w:w="2436"/>
+            <w:shd w:val="clear" w:color="auto" w:fill="EEF2F7"/>
+          </w:tcPr>
+          <w:p>
+            <w:r>
+              <w:rPr>
+                <w:b w:val="0"/>
+                <w:i w:val="0"/>
+                <w:sz w:val="19"/>
+              </w:rPr>
+              <w:t>FR-002, FR-008</w:t>
             </w:r>
           </w:p>
         </w:tc>
@@ -1523,7 +2359,7 @@
               <w:br/>
               <w:t xml:space="preserve">      │                   │</w:t>
               <w:br/>
-              <w:t xml:space="preserve">      └──────► completada ◄┘     (completada es un estado final)</w:t>
+              <w:t xml:space="preserve">      └──────► completada ◄┘     (estado final → 409 si se intenta salir)</w:t>
             </w:r>
           </w:p>
         </w:tc>
@@ -1551,17 +2387,16 @@
         <w:tblLook w:firstColumn="1" w:firstRow="1" w:lastColumn="0" w:lastRow="0" w:noHBand="0" w:noVBand="1" w:val="04A0"/>
       </w:tblPr>
       <w:tblGrid>
-        <w:gridCol w:w="1624"/>
-        <w:gridCol w:w="1624"/>
-        <w:gridCol w:w="1624"/>
-        <w:gridCol w:w="1624"/>
-        <w:gridCol w:w="1624"/>
-        <w:gridCol w:w="1624"/>
+        <w:gridCol w:w="1949"/>
+        <w:gridCol w:w="1949"/>
+        <w:gridCol w:w="1949"/>
+        <w:gridCol w:w="1949"/>
+        <w:gridCol w:w="1949"/>
       </w:tblGrid>
       <w:tr>
         <w:tc>
           <w:tcPr>
-            <w:tcW w:type="dxa" w:w="1624"/>
+            <w:tcW w:type="dxa" w:w="1949"/>
             <w:shd w:val="clear" w:color="auto" w:fill="1F3A5F"/>
           </w:tcPr>
           <w:p>
@@ -1578,7 +2413,7 @@
         </w:tc>
         <w:tc>
           <w:tcPr>
-            <w:tcW w:type="dxa" w:w="1624"/>
+            <w:tcW w:type="dxa" w:w="1949"/>
             <w:shd w:val="clear" w:color="auto" w:fill="1F3A5F"/>
           </w:tcPr>
           <w:p>
@@ -1595,24 +2430,7 @@
         </w:tc>
         <w:tc>
           <w:tcPr>
-            <w:tcW w:type="dxa" w:w="1624"/>
-            <w:shd w:val="clear" w:color="auto" w:fill="1F3A5F"/>
-          </w:tcPr>
-          <w:p>
-            <w:r>
-              <w:rPr>
-                <w:b/>
-                <w:i w:val="0"/>
-                <w:color w:val="FFFFFF"/>
-                <w:sz w:val="19"/>
-              </w:rPr>
-              <w:t>Cuerpo</w:t>
-            </w:r>
-          </w:p>
-        </w:tc>
-        <w:tc>
-          <w:tcPr>
-            <w:tcW w:type="dxa" w:w="1624"/>
+            <w:tcW w:type="dxa" w:w="1949"/>
             <w:shd w:val="clear" w:color="auto" w:fill="1F3A5F"/>
           </w:tcPr>
           <w:p>
@@ -1629,7 +2447,7 @@
         </w:tc>
         <w:tc>
           <w:tcPr>
-            <w:tcW w:type="dxa" w:w="1624"/>
+            <w:tcW w:type="dxa" w:w="1949"/>
             <w:shd w:val="clear" w:color="auto" w:fill="1F3A5F"/>
           </w:tcPr>
           <w:p>
@@ -1646,7 +2464,7 @@
         </w:tc>
         <w:tc>
           <w:tcPr>
-            <w:tcW w:type="dxa" w:w="1624"/>
+            <w:tcW w:type="dxa" w:w="1949"/>
             <w:shd w:val="clear" w:color="auto" w:fill="1F3A5F"/>
           </w:tcPr>
           <w:p>
@@ -1657,7 +2475,7 @@
                 <w:color w:val="FFFFFF"/>
                 <w:sz w:val="19"/>
               </w:rPr>
-              <w:t>Requisito</w:t>
+              <w:t>Req.</w:t>
             </w:r>
           </w:p>
         </w:tc>
@@ -1665,7 +2483,7 @@
       <w:tr>
         <w:tc>
           <w:tcPr>
-            <w:tcW w:type="dxa" w:w="1624"/>
+            <w:tcW w:type="dxa" w:w="1949"/>
           </w:tcPr>
           <w:p>
             <w:r>
@@ -1682,7 +2500,7 @@
         </w:tc>
         <w:tc>
           <w:tcPr>
-            <w:tcW w:type="dxa" w:w="1624"/>
+            <w:tcW w:type="dxa" w:w="1949"/>
           </w:tcPr>
           <w:p>
             <w:r>
@@ -1699,7 +2517,7 @@
         </w:tc>
         <w:tc>
           <w:tcPr>
-            <w:tcW w:type="dxa" w:w="1624"/>
+            <w:tcW w:type="dxa" w:w="1949"/>
           </w:tcPr>
           <w:p>
             <w:r>
@@ -1708,13 +2526,13 @@
                 <w:i w:val="0"/>
                 <w:sz w:val="19"/>
               </w:rPr>
-              <w:t>–</w:t>
+              <w:t>200</w:t>
             </w:r>
           </w:p>
         </w:tc>
         <w:tc>
           <w:tcPr>
-            <w:tcW w:type="dxa" w:w="1624"/>
+            <w:tcW w:type="dxa" w:w="1949"/>
           </w:tcPr>
           <w:p>
             <w:r>
@@ -1723,23 +2541,13 @@
                 <w:i w:val="0"/>
                 <w:sz w:val="19"/>
               </w:rPr>
-              <w:t xml:space="preserve">200 </w:t>
-            </w:r>
-            <w:r>
-              <w:rPr>
-                <w:rFonts w:ascii="Consolas" w:hAnsi="Consolas"/>
-                <w:b w:val="0"/>
-                <w:i w:val="0"/>
-                <w:color w:val="B03060"/>
-                <w:sz w:val="19"/>
-              </w:rPr>
-              <w:t>{status:"ok"}</w:t>
+              <w:t>—</w:t>
             </w:r>
           </w:p>
         </w:tc>
         <w:tc>
           <w:tcPr>
-            <w:tcW w:type="dxa" w:w="1624"/>
+            <w:tcW w:type="dxa" w:w="1949"/>
           </w:tcPr>
           <w:p>
             <w:r>
@@ -1748,22 +2556,7 @@
                 <w:i w:val="0"/>
                 <w:sz w:val="19"/>
               </w:rPr>
-              <w:t>–</w:t>
-            </w:r>
-          </w:p>
-        </w:tc>
-        <w:tc>
-          <w:tcPr>
-            <w:tcW w:type="dxa" w:w="1624"/>
-          </w:tcPr>
-          <w:p>
-            <w:r>
-              <w:rPr>
-                <w:b w:val="0"/>
-                <w:i w:val="0"/>
-                <w:sz w:val="19"/>
-              </w:rPr>
-              <w:t>Operación</w:t>
+              <w:t>NFR-001</w:t>
             </w:r>
           </w:p>
         </w:tc>
@@ -1771,7 +2564,7 @@
       <w:tr>
         <w:tc>
           <w:tcPr>
-            <w:tcW w:type="dxa" w:w="1624"/>
+            <w:tcW w:type="dxa" w:w="1949"/>
             <w:shd w:val="clear" w:color="auto" w:fill="EEF2F7"/>
           </w:tcPr>
           <w:p>
@@ -1789,7 +2582,7 @@
         </w:tc>
         <w:tc>
           <w:tcPr>
-            <w:tcW w:type="dxa" w:w="1624"/>
+            <w:tcW w:type="dxa" w:w="1949"/>
             <w:shd w:val="clear" w:color="auto" w:fill="EEF2F7"/>
           </w:tcPr>
           <w:p>
@@ -1807,25 +2600,7 @@
         </w:tc>
         <w:tc>
           <w:tcPr>
-            <w:tcW w:type="dxa" w:w="1624"/>
-            <w:shd w:val="clear" w:color="auto" w:fill="EEF2F7"/>
-          </w:tcPr>
-          <w:p>
-            <w:r>
-              <w:rPr>
-                <w:rFonts w:ascii="Consolas" w:hAnsi="Consolas"/>
-                <w:b w:val="0"/>
-                <w:i w:val="0"/>
-                <w:color w:val="B03060"/>
-                <w:sz w:val="19"/>
-              </w:rPr>
-              <w:t>{title, subject, dueDate, priority?, description?}</w:t>
-            </w:r>
-          </w:p>
-        </w:tc>
-        <w:tc>
-          <w:tcPr>
-            <w:tcW w:type="dxa" w:w="1624"/>
+            <w:tcW w:type="dxa" w:w="1949"/>
             <w:shd w:val="clear" w:color="auto" w:fill="EEF2F7"/>
           </w:tcPr>
           <w:p>
@@ -1841,7 +2616,7 @@
         </w:tc>
         <w:tc>
           <w:tcPr>
-            <w:tcW w:type="dxa" w:w="1624"/>
+            <w:tcW w:type="dxa" w:w="1949"/>
             <w:shd w:val="clear" w:color="auto" w:fill="EEF2F7"/>
           </w:tcPr>
           <w:p>
@@ -1857,7 +2632,7 @@
         </w:tc>
         <w:tc>
           <w:tcPr>
-            <w:tcW w:type="dxa" w:w="1624"/>
+            <w:tcW w:type="dxa" w:w="1949"/>
             <w:shd w:val="clear" w:color="auto" w:fill="EEF2F7"/>
           </w:tcPr>
           <w:p>
@@ -1867,7 +2642,7 @@
                 <w:i w:val="0"/>
                 <w:sz w:val="19"/>
               </w:rPr>
-              <w:t>FR-001..004</w:t>
+              <w:t>FR-001 a FR-004</w:t>
             </w:r>
           </w:p>
         </w:tc>
@@ -1875,7 +2650,7 @@
       <w:tr>
         <w:tc>
           <w:tcPr>
-            <w:tcW w:type="dxa" w:w="1624"/>
+            <w:tcW w:type="dxa" w:w="1949"/>
           </w:tcPr>
           <w:p>
             <w:r>
@@ -1892,7 +2667,7 @@
         </w:tc>
         <w:tc>
           <w:tcPr>
-            <w:tcW w:type="dxa" w:w="1624"/>
+            <w:tcW w:type="dxa" w:w="1949"/>
           </w:tcPr>
           <w:p>
             <w:r>
@@ -1909,22 +2684,7 @@
         </w:tc>
         <w:tc>
           <w:tcPr>
-            <w:tcW w:type="dxa" w:w="1624"/>
-          </w:tcPr>
-          <w:p>
-            <w:r>
-              <w:rPr>
-                <w:b w:val="0"/>
-                <w:i w:val="0"/>
-                <w:sz w:val="19"/>
-              </w:rPr>
-              <w:t>–</w:t>
-            </w:r>
-          </w:p>
-        </w:tc>
-        <w:tc>
-          <w:tcPr>
-            <w:tcW w:type="dxa" w:w="1624"/>
+            <w:tcW w:type="dxa" w:w="1949"/>
           </w:tcPr>
           <w:p>
             <w:r>
@@ -1939,7 +2699,7 @@
         </w:tc>
         <w:tc>
           <w:tcPr>
-            <w:tcW w:type="dxa" w:w="1624"/>
+            <w:tcW w:type="dxa" w:w="1949"/>
           </w:tcPr>
           <w:p>
             <w:r>
@@ -1954,7 +2714,7 @@
         </w:tc>
         <w:tc>
           <w:tcPr>
-            <w:tcW w:type="dxa" w:w="1624"/>
+            <w:tcW w:type="dxa" w:w="1949"/>
           </w:tcPr>
           <w:p>
             <w:r>
@@ -1971,7 +2731,7 @@
       <w:tr>
         <w:tc>
           <w:tcPr>
-            <w:tcW w:type="dxa" w:w="1624"/>
+            <w:tcW w:type="dxa" w:w="1949"/>
             <w:shd w:val="clear" w:color="auto" w:fill="EEF2F7"/>
           </w:tcPr>
           <w:p>
@@ -1989,7 +2749,7 @@
         </w:tc>
         <w:tc>
           <w:tcPr>
-            <w:tcW w:type="dxa" w:w="1624"/>
+            <w:tcW w:type="dxa" w:w="1949"/>
             <w:shd w:val="clear" w:color="auto" w:fill="EEF2F7"/>
           </w:tcPr>
           <w:p>
@@ -2007,23 +2767,7 @@
         </w:tc>
         <w:tc>
           <w:tcPr>
-            <w:tcW w:type="dxa" w:w="1624"/>
-            <w:shd w:val="clear" w:color="auto" w:fill="EEF2F7"/>
-          </w:tcPr>
-          <w:p>
-            <w:r>
-              <w:rPr>
-                <w:b w:val="0"/>
-                <w:i w:val="0"/>
-                <w:sz w:val="19"/>
-              </w:rPr>
-              <w:t>–</w:t>
-            </w:r>
-          </w:p>
-        </w:tc>
-        <w:tc>
-          <w:tcPr>
-            <w:tcW w:type="dxa" w:w="1624"/>
+            <w:tcW w:type="dxa" w:w="1949"/>
             <w:shd w:val="clear" w:color="auto" w:fill="EEF2F7"/>
           </w:tcPr>
           <w:p>
@@ -2039,7 +2783,7 @@
         </w:tc>
         <w:tc>
           <w:tcPr>
-            <w:tcW w:type="dxa" w:w="1624"/>
+            <w:tcW w:type="dxa" w:w="1949"/>
             <w:shd w:val="clear" w:color="auto" w:fill="EEF2F7"/>
           </w:tcPr>
           <w:p>
@@ -2055,7 +2799,7 @@
         </w:tc>
         <w:tc>
           <w:tcPr>
-            <w:tcW w:type="dxa" w:w="1624"/>
+            <w:tcW w:type="dxa" w:w="1949"/>
             <w:shd w:val="clear" w:color="auto" w:fill="EEF2F7"/>
           </w:tcPr>
           <w:p>
@@ -2073,7 +2817,7 @@
       <w:tr>
         <w:tc>
           <w:tcPr>
-            <w:tcW w:type="dxa" w:w="1624"/>
+            <w:tcW w:type="dxa" w:w="1949"/>
           </w:tcPr>
           <w:p>
             <w:r>
@@ -2090,7 +2834,7 @@
         </w:tc>
         <w:tc>
           <w:tcPr>
-            <w:tcW w:type="dxa" w:w="1624"/>
+            <w:tcW w:type="dxa" w:w="1949"/>
           </w:tcPr>
           <w:p>
             <w:r>
@@ -2107,22 +2851,7 @@
         </w:tc>
         <w:tc>
           <w:tcPr>
-            <w:tcW w:type="dxa" w:w="1624"/>
-          </w:tcPr>
-          <w:p>
-            <w:r>
-              <w:rPr>
-                <w:b w:val="0"/>
-                <w:i w:val="0"/>
-                <w:sz w:val="19"/>
-              </w:rPr>
-              <w:t>campos parciales</w:t>
-            </w:r>
-          </w:p>
-        </w:tc>
-        <w:tc>
-          <w:tcPr>
-            <w:tcW w:type="dxa" w:w="1624"/>
+            <w:tcW w:type="dxa" w:w="1949"/>
           </w:tcPr>
           <w:p>
             <w:r>
@@ -2137,7 +2866,7 @@
         </w:tc>
         <w:tc>
           <w:tcPr>
-            <w:tcW w:type="dxa" w:w="1624"/>
+            <w:tcW w:type="dxa" w:w="1949"/>
           </w:tcPr>
           <w:p>
             <w:r>
@@ -2152,7 +2881,7 @@
         </w:tc>
         <w:tc>
           <w:tcPr>
-            <w:tcW w:type="dxa" w:w="1624"/>
+            <w:tcW w:type="dxa" w:w="1949"/>
           </w:tcPr>
           <w:p>
             <w:r>
@@ -2169,7 +2898,7 @@
       <w:tr>
         <w:tc>
           <w:tcPr>
-            <w:tcW w:type="dxa" w:w="1624"/>
+            <w:tcW w:type="dxa" w:w="1949"/>
             <w:shd w:val="clear" w:color="auto" w:fill="EEF2F7"/>
           </w:tcPr>
           <w:p>
@@ -2187,7 +2916,7 @@
         </w:tc>
         <w:tc>
           <w:tcPr>
-            <w:tcW w:type="dxa" w:w="1624"/>
+            <w:tcW w:type="dxa" w:w="1949"/>
             <w:shd w:val="clear" w:color="auto" w:fill="EEF2F7"/>
           </w:tcPr>
           <w:p>
@@ -2205,25 +2934,7 @@
         </w:tc>
         <w:tc>
           <w:tcPr>
-            <w:tcW w:type="dxa" w:w="1624"/>
-            <w:shd w:val="clear" w:color="auto" w:fill="EEF2F7"/>
-          </w:tcPr>
-          <w:p>
-            <w:r>
-              <w:rPr>
-                <w:rFonts w:ascii="Consolas" w:hAnsi="Consolas"/>
-                <w:b w:val="0"/>
-                <w:i w:val="0"/>
-                <w:color w:val="B03060"/>
-                <w:sz w:val="19"/>
-              </w:rPr>
-              <w:t>{status}</w:t>
-            </w:r>
-          </w:p>
-        </w:tc>
-        <w:tc>
-          <w:tcPr>
-            <w:tcW w:type="dxa" w:w="1624"/>
+            <w:tcW w:type="dxa" w:w="1949"/>
             <w:shd w:val="clear" w:color="auto" w:fill="EEF2F7"/>
           </w:tcPr>
           <w:p>
@@ -2239,7 +2950,7 @@
         </w:tc>
         <w:tc>
           <w:tcPr>
-            <w:tcW w:type="dxa" w:w="1624"/>
+            <w:tcW w:type="dxa" w:w="1949"/>
             <w:shd w:val="clear" w:color="auto" w:fill="EEF2F7"/>
           </w:tcPr>
           <w:p>
@@ -2255,7 +2966,7 @@
         </w:tc>
         <w:tc>
           <w:tcPr>
-            <w:tcW w:type="dxa" w:w="1624"/>
+            <w:tcW w:type="dxa" w:w="1949"/>
             <w:shd w:val="clear" w:color="auto" w:fill="EEF2F7"/>
           </w:tcPr>
           <w:p>
@@ -2273,7 +2984,7 @@
       <w:tr>
         <w:tc>
           <w:tcPr>
-            <w:tcW w:type="dxa" w:w="1624"/>
+            <w:tcW w:type="dxa" w:w="1949"/>
           </w:tcPr>
           <w:p>
             <w:r>
@@ -2290,7 +3001,7 @@
         </w:tc>
         <w:tc>
           <w:tcPr>
-            <w:tcW w:type="dxa" w:w="1624"/>
+            <w:tcW w:type="dxa" w:w="1949"/>
           </w:tcPr>
           <w:p>
             <w:r>
@@ -2307,22 +3018,7 @@
         </w:tc>
         <w:tc>
           <w:tcPr>
-            <w:tcW w:type="dxa" w:w="1624"/>
-          </w:tcPr>
-          <w:p>
-            <w:r>
-              <w:rPr>
-                <w:b w:val="0"/>
-                <w:i w:val="0"/>
-                <w:sz w:val="19"/>
-              </w:rPr>
-              <w:t>–</w:t>
-            </w:r>
-          </w:p>
-        </w:tc>
-        <w:tc>
-          <w:tcPr>
-            <w:tcW w:type="dxa" w:w="1624"/>
+            <w:tcW w:type="dxa" w:w="1949"/>
           </w:tcPr>
           <w:p>
             <w:r>
@@ -2337,7 +3033,7 @@
         </w:tc>
         <w:tc>
           <w:tcPr>
-            <w:tcW w:type="dxa" w:w="1624"/>
+            <w:tcW w:type="dxa" w:w="1949"/>
           </w:tcPr>
           <w:p>
             <w:r>
@@ -2352,7 +3048,7 @@
         </w:tc>
         <w:tc>
           <w:tcPr>
-            <w:tcW w:type="dxa" w:w="1624"/>
+            <w:tcW w:type="dxa" w:w="1949"/>
           </w:tcPr>
           <w:p>
             <w:r>
@@ -2362,6 +3058,88 @@
                 <w:sz w:val="19"/>
               </w:rPr>
               <w:t>FR-009</w:t>
+            </w:r>
+          </w:p>
+        </w:tc>
+      </w:tr>
+      <w:tr>
+        <w:tc>
+          <w:tcPr>
+            <w:tcW w:type="dxa" w:w="1949"/>
+            <w:shd w:val="clear" w:color="auto" w:fill="EEF2F7"/>
+          </w:tcPr>
+          <w:p>
+            <w:r>
+              <w:rPr>
+                <w:b w:val="0"/>
+                <w:i/>
+                <w:sz w:val="19"/>
+              </w:rPr>
+              <w:t>otra</w:t>
+            </w:r>
+          </w:p>
+        </w:tc>
+        <w:tc>
+          <w:tcPr>
+            <w:tcW w:type="dxa" w:w="1949"/>
+            <w:shd w:val="clear" w:color="auto" w:fill="EEF2F7"/>
+          </w:tcPr>
+          <w:p>
+            <w:r>
+              <w:rPr>
+                <w:b w:val="0"/>
+                <w:i w:val="0"/>
+                <w:sz w:val="19"/>
+              </w:rPr>
+              <w:t>—</w:t>
+            </w:r>
+          </w:p>
+        </w:tc>
+        <w:tc>
+          <w:tcPr>
+            <w:tcW w:type="dxa" w:w="1949"/>
+            <w:shd w:val="clear" w:color="auto" w:fill="EEF2F7"/>
+          </w:tcPr>
+          <w:p>
+            <w:r>
+              <w:rPr>
+                <w:b w:val="0"/>
+                <w:i w:val="0"/>
+                <w:sz w:val="19"/>
+              </w:rPr>
+              <w:t>—</w:t>
+            </w:r>
+          </w:p>
+        </w:tc>
+        <w:tc>
+          <w:tcPr>
+            <w:tcW w:type="dxa" w:w="1949"/>
+            <w:shd w:val="clear" w:color="auto" w:fill="EEF2F7"/>
+          </w:tcPr>
+          <w:p>
+            <w:r>
+              <w:rPr>
+                <w:b w:val="0"/>
+                <w:i w:val="0"/>
+                <w:sz w:val="19"/>
+              </w:rPr>
+              <w:t>404 / 405</w:t>
+            </w:r>
+          </w:p>
+        </w:tc>
+        <w:tc>
+          <w:tcPr>
+            <w:tcW w:type="dxa" w:w="1949"/>
+            <w:shd w:val="clear" w:color="auto" w:fill="EEF2F7"/>
+          </w:tcPr>
+          <w:p>
+            <w:r>
+              <w:rPr>
+                <w:b w:val="0"/>
+                <w:i w:val="0"/>
+                <w:sz w:val="19"/>
+              </w:rPr>
+              <w:t>FR-012</w:t>
             </w:r>
           </w:p>
         </w:tc>
@@ -2403,7 +3181,7 @@
           <w:i w:val="0"/>
           <w:color w:val="1F3A5F"/>
         </w:rPr>
-        <w:t>7. Decisiones de diseño (investigación)</w:t>
+        <w:t>7. Decisiones (formato ADR) y alternativas descartadas</w:t>
       </w:r>
     </w:p>
     <w:tbl>
@@ -2414,14 +3192,32 @@
         <w:tblLook w:firstColumn="1" w:firstRow="1" w:lastColumn="0" w:lastRow="0" w:noHBand="0" w:noVBand="1" w:val="04A0"/>
       </w:tblPr>
       <w:tblGrid>
-        <w:gridCol w:w="3249"/>
-        <w:gridCol w:w="3249"/>
-        <w:gridCol w:w="3249"/>
+        <w:gridCol w:w="2436"/>
+        <w:gridCol w:w="2436"/>
+        <w:gridCol w:w="2436"/>
+        <w:gridCol w:w="2436"/>
       </w:tblGrid>
       <w:tr>
         <w:tc>
           <w:tcPr>
-            <w:tcW w:type="dxa" w:w="3249"/>
+            <w:tcW w:type="dxa" w:w="2436"/>
+            <w:shd w:val="clear" w:color="auto" w:fill="1F3A5F"/>
+          </w:tcPr>
+          <w:p>
+            <w:r>
+              <w:rPr>
+                <w:b/>
+                <w:i w:val="0"/>
+                <w:color w:val="FFFFFF"/>
+                <w:sz w:val="19"/>
+              </w:rPr>
+              <w:t>ADR</w:t>
+            </w:r>
+          </w:p>
+        </w:tc>
+        <w:tc>
+          <w:tcPr>
+            <w:tcW w:type="dxa" w:w="2436"/>
             <w:shd w:val="clear" w:color="auto" w:fill="1F3A5F"/>
           </w:tcPr>
           <w:p>
@@ -2438,7 +3234,7 @@
         </w:tc>
         <w:tc>
           <w:tcPr>
-            <w:tcW w:type="dxa" w:w="3249"/>
+            <w:tcW w:type="dxa" w:w="2436"/>
             <w:shd w:val="clear" w:color="auto" w:fill="1F3A5F"/>
           </w:tcPr>
           <w:p>
@@ -2449,13 +3245,13 @@
                 <w:color w:val="FFFFFF"/>
                 <w:sz w:val="19"/>
               </w:rPr>
-              <w:t>Alternativas evaluadas</w:t>
+              <w:t>Alternativas descartadas y por qué</w:t>
             </w:r>
           </w:p>
         </w:tc>
         <w:tc>
           <w:tcPr>
-            <w:tcW w:type="dxa" w:w="3249"/>
+            <w:tcW w:type="dxa" w:w="2436"/>
             <w:shd w:val="clear" w:color="auto" w:fill="1F3A5F"/>
           </w:tcPr>
           <w:p>
@@ -2466,7 +3262,7 @@
                 <w:color w:val="FFFFFF"/>
                 <w:sz w:val="19"/>
               </w:rPr>
-              <w:t>Justificación</w:t>
+              <w:t>Req.</w:t>
             </w:r>
           </w:p>
         </w:tc>
@@ -2474,7 +3270,22 @@
       <w:tr>
         <w:tc>
           <w:tcPr>
-            <w:tcW w:type="dxa" w:w="3249"/>
+            <w:tcW w:type="dxa" w:w="2436"/>
+          </w:tcPr>
+          <w:p>
+            <w:r>
+              <w:rPr>
+                <w:b w:val="0"/>
+                <w:i w:val="0"/>
+                <w:sz w:val="19"/>
+              </w:rPr>
+              <w:t>ADR-01</w:t>
+            </w:r>
+          </w:p>
+        </w:tc>
+        <w:tc>
+          <w:tcPr>
+            <w:tcW w:type="dxa" w:w="2436"/>
           </w:tcPr>
           <w:p>
             <w:r>
@@ -2499,7 +3310,30 @@
         </w:tc>
         <w:tc>
           <w:tcPr>
-            <w:tcW w:type="dxa" w:w="3249"/>
+            <w:tcW w:type="dxa" w:w="2436"/>
+          </w:tcPr>
+          <w:p>
+            <w:r>
+              <w:rPr>
+                <w:b/>
+                <w:i w:val="0"/>
+                <w:sz w:val="19"/>
+              </w:rPr>
+              <w:t>Express/Fastify:</w:t>
+            </w:r>
+            <w:r>
+              <w:rPr>
+                <w:b w:val="0"/>
+                <w:i w:val="0"/>
+                <w:sz w:val="19"/>
+              </w:rPr>
+              <w:t xml:space="preserve"> agregan dependencias (lo prohíbe la Constitución) y son innecesarios para 7 rutas.</w:t>
+            </w:r>
+          </w:p>
+        </w:tc>
+        <w:tc>
+          <w:tcPr>
+            <w:tcW w:type="dxa" w:w="2436"/>
           </w:tcPr>
           <w:p>
             <w:r>
@@ -2508,22 +3342,7 @@
                 <w:i w:val="0"/>
                 <w:sz w:val="19"/>
               </w:rPr>
-              <w:t>Express, Fastify</w:t>
-            </w:r>
-          </w:p>
-        </w:tc>
-        <w:tc>
-          <w:tcPr>
-            <w:tcW w:type="dxa" w:w="3249"/>
-          </w:tcPr>
-          <w:p>
-            <w:r>
-              <w:rPr>
-                <w:b w:val="0"/>
-                <w:i w:val="0"/>
-                <w:sz w:val="19"/>
-              </w:rPr>
-              <w:t>Cumple el Principio IV; el número de rutas es pequeño</w:t>
+              <w:t>NFR-005</w:t>
             </w:r>
           </w:p>
         </w:tc>
@@ -2531,7 +3350,7 @@
       <w:tr>
         <w:tc>
           <w:tcPr>
-            <w:tcW w:type="dxa" w:w="3249"/>
+            <w:tcW w:type="dxa" w:w="2436"/>
             <w:shd w:val="clear" w:color="auto" w:fill="EEF2F7"/>
           </w:tcPr>
           <w:p>
@@ -2541,13 +3360,13 @@
                 <w:i w:val="0"/>
                 <w:sz w:val="19"/>
               </w:rPr>
-              <w:t>Archivo JSON</w:t>
+              <w:t>ADR-02</w:t>
             </w:r>
           </w:p>
         </w:tc>
         <w:tc>
           <w:tcPr>
-            <w:tcW w:type="dxa" w:w="3249"/>
+            <w:tcW w:type="dxa" w:w="2436"/>
             <w:shd w:val="clear" w:color="auto" w:fill="EEF2F7"/>
           </w:tcPr>
           <w:p>
@@ -2557,13 +3376,71 @@
                 <w:i w:val="0"/>
                 <w:sz w:val="19"/>
               </w:rPr>
-              <w:t>SQLite, MongoDB</w:t>
+              <w:t xml:space="preserve">Archivo JSON con escritura atómica (tmp + </w:t>
+            </w:r>
+            <w:r>
+              <w:rPr>
+                <w:rFonts w:ascii="Consolas" w:hAnsi="Consolas"/>
+                <w:b w:val="0"/>
+                <w:i w:val="0"/>
+                <w:color w:val="B03060"/>
+                <w:sz w:val="19"/>
+              </w:rPr>
+              <w:t>rename</w:t>
+            </w:r>
+            <w:r>
+              <w:rPr>
+                <w:b w:val="0"/>
+                <w:i w:val="0"/>
+                <w:sz w:val="19"/>
+              </w:rPr>
+              <w:t>)</w:t>
             </w:r>
           </w:p>
         </w:tc>
         <w:tc>
           <w:tcPr>
-            <w:tcW w:type="dxa" w:w="3249"/>
+            <w:tcW w:type="dxa" w:w="2436"/>
+            <w:shd w:val="clear" w:color="auto" w:fill="EEF2F7"/>
+          </w:tcPr>
+          <w:p>
+            <w:r>
+              <w:rPr>
+                <w:b/>
+                <w:i w:val="0"/>
+                <w:sz w:val="19"/>
+              </w:rPr>
+              <w:t>SQLite/PostgreSQL:</w:t>
+            </w:r>
+            <w:r>
+              <w:rPr>
+                <w:b w:val="0"/>
+                <w:i w:val="0"/>
+                <w:sz w:val="19"/>
+              </w:rPr>
+              <w:t xml:space="preserve"> requieren instalación y sobran para un solo usuario. </w:t>
+            </w:r>
+            <w:r>
+              <w:rPr>
+                <w:b/>
+                <w:i w:val="0"/>
+                <w:sz w:val="19"/>
+              </w:rPr>
+              <w:t>Escritura directa:</w:t>
+            </w:r>
+            <w:r>
+              <w:rPr>
+                <w:b w:val="0"/>
+                <w:i w:val="0"/>
+                <w:sz w:val="19"/>
+              </w:rPr>
+              <w:t xml:space="preserve"> corrompe el archivo si el proceso se cae a mitad.</w:t>
+            </w:r>
+          </w:p>
+        </w:tc>
+        <w:tc>
+          <w:tcPr>
+            <w:tcW w:type="dxa" w:w="2436"/>
             <w:shd w:val="clear" w:color="auto" w:fill="EEF2F7"/>
           </w:tcPr>
           <w:p>
@@ -2573,7 +3450,7 @@
                 <w:i w:val="0"/>
                 <w:sz w:val="19"/>
               </w:rPr>
-              <w:t>Basta para un usuario; sin instalación; la BD llega en la iteración 2</w:t>
+              <w:t>FR-010</w:t>
             </w:r>
           </w:p>
         </w:tc>
@@ -2581,7 +3458,7 @@
       <w:tr>
         <w:tc>
           <w:tcPr>
-            <w:tcW w:type="dxa" w:w="3249"/>
+            <w:tcW w:type="dxa" w:w="2436"/>
           </w:tcPr>
           <w:p>
             <w:r>
@@ -2590,13 +3467,13 @@
                 <w:i w:val="0"/>
                 <w:sz w:val="19"/>
               </w:rPr>
-              <w:t>Escritura atómica (tmp + rename)</w:t>
+              <w:t>ADR-03</w:t>
             </w:r>
           </w:p>
         </w:tc>
         <w:tc>
           <w:tcPr>
-            <w:tcW w:type="dxa" w:w="3249"/>
+            <w:tcW w:type="dxa" w:w="2436"/>
           </w:tcPr>
           <w:p>
             <w:r>
@@ -2605,13 +3482,46 @@
                 <w:i w:val="0"/>
                 <w:sz w:val="19"/>
               </w:rPr>
-              <w:t>Escritura directa</w:t>
+              <w:t xml:space="preserve">Endpoint separado </w:t>
+            </w:r>
+            <w:r>
+              <w:rPr>
+                <w:rFonts w:ascii="Consolas" w:hAnsi="Consolas"/>
+                <w:b w:val="0"/>
+                <w:i w:val="0"/>
+                <w:color w:val="B03060"/>
+                <w:sz w:val="19"/>
+              </w:rPr>
+              <w:t>PATCH /tasks/:id/status</w:t>
             </w:r>
           </w:p>
         </w:tc>
         <w:tc>
           <w:tcPr>
-            <w:tcW w:type="dxa" w:w="3249"/>
+            <w:tcW w:type="dxa" w:w="2436"/>
+          </w:tcPr>
+          <w:p>
+            <w:r>
+              <w:rPr>
+                <w:b/>
+                <w:i w:val="0"/>
+                <w:sz w:val="19"/>
+              </w:rPr>
+              <w:t>Cambiar `status` en el PATCH general:</w:t>
+            </w:r>
+            <w:r>
+              <w:rPr>
+                <w:b w:val="0"/>
+                <w:i w:val="0"/>
+                <w:sz w:val="19"/>
+              </w:rPr>
+              <w:t xml:space="preserve"> mezcla validación de campos con reglas de transición y hace difícil devolver un 409 claro.</w:t>
+            </w:r>
+          </w:p>
+        </w:tc>
+        <w:tc>
+          <w:tcPr>
+            <w:tcW w:type="dxa" w:w="2436"/>
           </w:tcPr>
           <w:p>
             <w:r>
@@ -2620,7 +3530,7 @@
                 <w:i w:val="0"/>
                 <w:sz w:val="19"/>
               </w:rPr>
-              <w:t>Evita corromper el archivo si el proceso se cae a mitad de la escritura</w:t>
+              <w:t>FR-007, FR-008</w:t>
             </w:r>
           </w:p>
         </w:tc>
@@ -2628,25 +3538,7 @@
       <w:tr>
         <w:tc>
           <w:tcPr>
-            <w:tcW w:type="dxa" w:w="3249"/>
-            <w:shd w:val="clear" w:color="auto" w:fill="EEF2F7"/>
-          </w:tcPr>
-          <w:p>
-            <w:r>
-              <w:rPr>
-                <w:rFonts w:ascii="Consolas" w:hAnsi="Consolas"/>
-                <w:b w:val="0"/>
-                <w:i w:val="0"/>
-                <w:color w:val="B03060"/>
-                <w:sz w:val="19"/>
-              </w:rPr>
-              <w:t>node:test</w:t>
-            </w:r>
-          </w:p>
-        </w:tc>
-        <w:tc>
-          <w:tcPr>
-            <w:tcW w:type="dxa" w:w="3249"/>
+            <w:tcW w:type="dxa" w:w="2436"/>
             <w:shd w:val="clear" w:color="auto" w:fill="EEF2F7"/>
           </w:tcPr>
           <w:p>
@@ -2656,13 +3548,13 @@
                 <w:i w:val="0"/>
                 <w:sz w:val="19"/>
               </w:rPr>
-              <w:t>Jest, Mocha</w:t>
+              <w:t>ADR-04</w:t>
             </w:r>
           </w:p>
         </w:tc>
         <w:tc>
           <w:tcPr>
-            <w:tcW w:type="dxa" w:w="3249"/>
+            <w:tcW w:type="dxa" w:w="2436"/>
             <w:shd w:val="clear" w:color="auto" w:fill="EEF2F7"/>
           </w:tcPr>
           <w:p>
@@ -2672,15 +3564,38 @@
                 <w:i w:val="0"/>
                 <w:sz w:val="19"/>
               </w:rPr>
-              <w:t>Viene incluido en Node; trae cobertura nativa</w:t>
+              <w:t>Errores de dominio tipados y mapeados a HTTP en una sola función</w:t>
             </w:r>
           </w:p>
         </w:tc>
-      </w:tr>
-      <w:tr>
         <w:tc>
           <w:tcPr>
-            <w:tcW w:type="dxa" w:w="3249"/>
+            <w:tcW w:type="dxa" w:w="2436"/>
+            <w:shd w:val="clear" w:color="auto" w:fill="EEF2F7"/>
+          </w:tcPr>
+          <w:p>
+            <w:r>
+              <w:rPr>
+                <w:b/>
+                <w:i w:val="0"/>
+                <w:sz w:val="19"/>
+              </w:rPr>
+              <w:t>Strings o códigos dentro de los servicios:</w:t>
+            </w:r>
+            <w:r>
+              <w:rPr>
+                <w:b w:val="0"/>
+                <w:i w:val="0"/>
+                <w:sz w:val="19"/>
+              </w:rPr>
+              <w:t xml:space="preserve"> acoplan el dominio a HTTP (viola el Principio II).</w:t>
+            </w:r>
+          </w:p>
+        </w:tc>
+        <w:tc>
+          <w:tcPr>
+            <w:tcW w:type="dxa" w:w="2436"/>
+            <w:shd w:val="clear" w:color="auto" w:fill="EEF2F7"/>
           </w:tcPr>
           <w:p>
             <w:r>
@@ -2689,13 +3604,15 @@
                 <w:i w:val="0"/>
                 <w:sz w:val="19"/>
               </w:rPr>
-              <w:t>Endpoint separado para el estado</w:t>
+              <w:t>FR-004, FR-011</w:t>
             </w:r>
           </w:p>
         </w:tc>
+      </w:tr>
+      <w:tr>
         <w:tc>
           <w:tcPr>
-            <w:tcW w:type="dxa" w:w="3249"/>
+            <w:tcW w:type="dxa" w:w="2436"/>
           </w:tcPr>
           <w:p>
             <w:r>
@@ -2704,49 +3621,13 @@
                 <w:i w:val="0"/>
                 <w:sz w:val="19"/>
               </w:rPr>
-              <w:t xml:space="preserve">Cambiar </w:t>
-            </w:r>
-            <w:r>
-              <w:rPr>
-                <w:rFonts w:ascii="Consolas" w:hAnsi="Consolas"/>
-                <w:b w:val="0"/>
-                <w:i w:val="0"/>
-                <w:color w:val="B03060"/>
-                <w:sz w:val="19"/>
-              </w:rPr>
-              <w:t>status</w:t>
-            </w:r>
-            <w:r>
-              <w:rPr>
-                <w:b w:val="0"/>
-                <w:i w:val="0"/>
-                <w:sz w:val="19"/>
-              </w:rPr>
-              <w:t xml:space="preserve"> en el PATCH general</w:t>
+              <w:t>ADR-05</w:t>
             </w:r>
           </w:p>
         </w:tc>
         <w:tc>
           <w:tcPr>
-            <w:tcW w:type="dxa" w:w="3249"/>
-          </w:tcPr>
-          <w:p>
-            <w:r>
-              <w:rPr>
-                <w:b w:val="0"/>
-                <w:i w:val="0"/>
-                <w:sz w:val="19"/>
-              </w:rPr>
-              <w:t>Aísla la regla de transición (FR-007) y da un 409 claro</w:t>
-            </w:r>
-          </w:p>
-        </w:tc>
-      </w:tr>
-      <w:tr>
-        <w:tc>
-          <w:tcPr>
-            <w:tcW w:type="dxa" w:w="3249"/>
-            <w:shd w:val="clear" w:color="auto" w:fill="EEF2F7"/>
+            <w:tcW w:type="dxa" w:w="2436"/>
           </w:tcPr>
           <w:p>
             <w:r>
@@ -2761,7 +3642,47 @@
         </w:tc>
         <w:tc>
           <w:tcPr>
-            <w:tcW w:type="dxa" w:w="3249"/>
+            <w:tcW w:type="dxa" w:w="2436"/>
+          </w:tcPr>
+          <w:p>
+            <w:r>
+              <w:rPr>
+                <w:b/>
+                <w:i w:val="0"/>
+                <w:sz w:val="19"/>
+              </w:rPr>
+              <w:t>Devolver referencias:</w:t>
+            </w:r>
+            <w:r>
+              <w:rPr>
+                <w:b w:val="0"/>
+                <w:i w:val="0"/>
+                <w:sz w:val="19"/>
+              </w:rPr>
+              <w:t xml:space="preserve"> permite mutar el estado sin pasar por las validaciones.</w:t>
+            </w:r>
+          </w:p>
+        </w:tc>
+        <w:tc>
+          <w:tcPr>
+            <w:tcW w:type="dxa" w:w="2436"/>
+          </w:tcPr>
+          <w:p>
+            <w:r>
+              <w:rPr>
+                <w:b w:val="0"/>
+                <w:i w:val="0"/>
+                <w:sz w:val="19"/>
+              </w:rPr>
+              <w:t>Principio II</w:t>
+            </w:r>
+          </w:p>
+        </w:tc>
+      </w:tr>
+      <w:tr>
+        <w:tc>
+          <w:tcPr>
+            <w:tcW w:type="dxa" w:w="2436"/>
             <w:shd w:val="clear" w:color="auto" w:fill="EEF2F7"/>
           </w:tcPr>
           <w:p>
@@ -2771,13 +3692,13 @@
                 <w:i w:val="0"/>
                 <w:sz w:val="19"/>
               </w:rPr>
-              <w:t>Devolver referencias</w:t>
+              <w:t>ADR-06</w:t>
             </w:r>
           </w:p>
         </w:tc>
         <w:tc>
           <w:tcPr>
-            <w:tcW w:type="dxa" w:w="3249"/>
+            <w:tcW w:type="dxa" w:w="2436"/>
             <w:shd w:val="clear" w:color="auto" w:fill="EEF2F7"/>
           </w:tcPr>
           <w:p>
@@ -2787,7 +3708,125 @@
                 <w:i w:val="0"/>
                 <w:sz w:val="19"/>
               </w:rPr>
-              <w:t>Evita mutaciones accidentales del estado interno</w:t>
+              <w:t>Descartar el resto del cuerpo &gt; 10 KB y responder 413</w:t>
+            </w:r>
+          </w:p>
+        </w:tc>
+        <w:tc>
+          <w:tcPr>
+            <w:tcW w:type="dxa" w:w="2436"/>
+            <w:shd w:val="clear" w:color="auto" w:fill="EEF2F7"/>
+          </w:tcPr>
+          <w:p>
+            <w:r>
+              <w:rPr>
+                <w:b/>
+                <w:i w:val="0"/>
+                <w:sz w:val="19"/>
+              </w:rPr>
+              <w:t>Cortar el socket (`req.destroy()`):</w:t>
+            </w:r>
+            <w:r>
+              <w:rPr>
+                <w:b w:val="0"/>
+                <w:i w:val="0"/>
+                <w:sz w:val="19"/>
+              </w:rPr>
+              <w:t xml:space="preserve"> el cliente no recibe la respuesta 413. </w:t>
+            </w:r>
+            <w:r>
+              <w:rPr>
+                <w:b w:val="0"/>
+                <w:i/>
+                <w:sz w:val="19"/>
+              </w:rPr>
+              <w:t>(Lo descubrió una prueba durante la implementación; ver AUD-01.)</w:t>
+            </w:r>
+          </w:p>
+        </w:tc>
+        <w:tc>
+          <w:tcPr>
+            <w:tcW w:type="dxa" w:w="2436"/>
+            <w:shd w:val="clear" w:color="auto" w:fill="EEF2F7"/>
+          </w:tcPr>
+          <w:p>
+            <w:r>
+              <w:rPr>
+                <w:b w:val="0"/>
+                <w:i w:val="0"/>
+                <w:sz w:val="19"/>
+              </w:rPr>
+              <w:t>NFR-004</w:t>
+            </w:r>
+          </w:p>
+        </w:tc>
+      </w:tr>
+      <w:tr>
+        <w:tc>
+          <w:tcPr>
+            <w:tcW w:type="dxa" w:w="2436"/>
+          </w:tcPr>
+          <w:p>
+            <w:r>
+              <w:rPr>
+                <w:b w:val="0"/>
+                <w:i w:val="0"/>
+                <w:sz w:val="19"/>
+              </w:rPr>
+              <w:t>ADR-07</w:t>
+            </w:r>
+          </w:p>
+        </w:tc>
+        <w:tc>
+          <w:tcPr>
+            <w:tcW w:type="dxa" w:w="2436"/>
+          </w:tcPr>
+          <w:p>
+            <w:r>
+              <w:rPr>
+                <w:b w:val="0"/>
+                <w:i w:val="0"/>
+                <w:sz w:val="19"/>
+              </w:rPr>
+              <w:t>Filtrado y orden en memoria O(n log n)</w:t>
+            </w:r>
+          </w:p>
+        </w:tc>
+        <w:tc>
+          <w:tcPr>
+            <w:tcW w:type="dxa" w:w="2436"/>
+          </w:tcPr>
+          <w:p>
+            <w:r>
+              <w:rPr>
+                <w:b/>
+                <w:i w:val="0"/>
+                <w:sz w:val="19"/>
+              </w:rPr>
+              <w:t>Índices:</w:t>
+            </w:r>
+            <w:r>
+              <w:rPr>
+                <w:b w:val="0"/>
+                <w:i w:val="0"/>
+                <w:sz w:val="19"/>
+              </w:rPr>
+              <w:t xml:space="preserve"> innecesarios para 1 000 tareas; se mide con la prueba NFR-002.</w:t>
+            </w:r>
+          </w:p>
+        </w:tc>
+        <w:tc>
+          <w:tcPr>
+            <w:tcW w:type="dxa" w:w="2436"/>
+          </w:tcPr>
+          <w:p>
+            <w:r>
+              <w:rPr>
+                <w:b w:val="0"/>
+                <w:i w:val="0"/>
+                <w:sz w:val="19"/>
+              </w:rPr>
+              <w:t>NFR-002</w:t>
             </w:r>
           </w:p>
         </w:tc>
@@ -2916,7 +3955,7 @@
                 <w:i w:val="0"/>
                 <w:sz w:val="19"/>
               </w:rPr>
-              <w:t>Validaciones, fechas, valores por defecto, transiciones</w:t>
+              <w:t>Validación, fechas, valores por defecto y transiciones</w:t>
             </w:r>
           </w:p>
         </w:tc>
@@ -2934,7 +3973,7 @@
                 <w:i w:val="0"/>
                 <w:sz w:val="19"/>
               </w:rPr>
-              <w:t>Servicio + repositorio</w:t>
+              <w:t>Servicio + persistencia</w:t>
             </w:r>
           </w:p>
         </w:tc>
@@ -2968,7 +4007,7 @@
                 <w:i w:val="0"/>
                 <w:sz w:val="19"/>
               </w:rPr>
-              <w:t>Casos de uso, orden, filtros, persistencia en disco</w:t>
+              <w:t>Casos de uso, orden, filtros y archivo JSON</w:t>
             </w:r>
           </w:p>
         </w:tc>
@@ -3017,7 +4056,7 @@
                 <w:i w:val="0"/>
                 <w:sz w:val="19"/>
               </w:rPr>
-              <w:t>Contrato de API, códigos de estado, seguridad (413, 500)</w:t>
+              <w:t>Contrato completo, 4xx/5xx, seguridad y rendimiento (NFR-002)</w:t>
             </w:r>
           </w:p>
         </w:tc>
@@ -3025,19 +4064,62 @@
     </w:tbl>
     <w:p/>
     <w:p>
+      <w:pPr>
+        <w:pStyle w:val="ListBullet"/>
+      </w:pPr>
       <w:r>
         <w:rPr>
           <w:b/>
           <w:i w:val="0"/>
         </w:rPr>
-        <w:t>Comandos:</w:t>
+        <w:t>Cada prueba lleva el ID del requisito en su nombre</w:t>
       </w:r>
       <w:r>
         <w:rPr>
           <w:b w:val="0"/>
           <w:i w:val="0"/>
         </w:rPr>
-        <w:t xml:space="preserve"> </w:t>
+        <w:t xml:space="preserve">, por ejemplo </w:t>
+      </w:r>
+      <w:r>
+        <w:rPr>
+          <w:rFonts w:ascii="Consolas" w:hAnsi="Consolas"/>
+          <w:b w:val="0"/>
+          <w:i w:val="0"/>
+          <w:color w:val="B03060"/>
+        </w:rPr>
+        <w:t>[FR-005] US2: lista ordenada…</w:t>
+      </w:r>
+      <w:r>
+        <w:rPr>
+          <w:b w:val="0"/>
+          <w:i w:val="0"/>
+        </w:rPr>
+        <w:t>.</w:t>
+      </w:r>
+    </w:p>
+    <w:p>
+      <w:pPr>
+        <w:pStyle w:val="ListBullet"/>
+      </w:pPr>
+      <w:r>
+        <w:rPr>
+          <w:b w:val="0"/>
+          <w:i w:val="0"/>
+        </w:rPr>
+        <w:t>Validación manual (smoke test) del servidor real para el flujo de punta a punta y la persistencia (FR-010).</w:t>
+      </w:r>
+    </w:p>
+    <w:p>
+      <w:pPr>
+        <w:pStyle w:val="ListBullet"/>
+      </w:pPr>
+      <w:r>
+        <w:rPr>
+          <w:b w:val="0"/>
+          <w:i w:val="0"/>
+        </w:rPr>
+        <w:t xml:space="preserve">Comandos: </w:t>
       </w:r>
       <w:r>
         <w:rPr>
@@ -3053,7 +4135,7 @@
           <w:b w:val="0"/>
           <w:i w:val="0"/>
         </w:rPr>
-        <w:t xml:space="preserve"> · </w:t>
+        <w:t xml:space="preserve"> y </w:t>
       </w:r>
       <w:r>
         <w:rPr>
@@ -3063,6 +4145,13 @@
           <w:color w:val="B03060"/>
         </w:rPr>
         <w:t>npm run coverage</w:t>
+      </w:r>
+      <w:r>
+        <w:rPr>
+          <w:b w:val="0"/>
+          <w:i w:val="0"/>
+        </w:rPr>
+        <w:t>.</w:t>
       </w:r>
     </w:p>
     <w:p>
@@ -3086,13 +4175,14 @@
         <w:tblLook w:firstColumn="1" w:firstRow="1" w:lastColumn="0" w:lastRow="0" w:noHBand="0" w:noVBand="1" w:val="04A0"/>
       </w:tblPr>
       <w:tblGrid>
-        <w:gridCol w:w="4873"/>
-        <w:gridCol w:w="4873"/>
+        <w:gridCol w:w="3249"/>
+        <w:gridCol w:w="3249"/>
+        <w:gridCol w:w="3249"/>
       </w:tblGrid>
       <w:tr>
         <w:tc>
           <w:tcPr>
-            <w:tcW w:type="dxa" w:w="4873"/>
+            <w:tcW w:type="dxa" w:w="3249"/>
             <w:shd w:val="clear" w:color="auto" w:fill="1F3A5F"/>
           </w:tcPr>
           <w:p>
@@ -3109,7 +4199,24 @@
         </w:tc>
         <w:tc>
           <w:tcPr>
-            <w:tcW w:type="dxa" w:w="4873"/>
+            <w:tcW w:type="dxa" w:w="3249"/>
+            <w:shd w:val="clear" w:color="auto" w:fill="1F3A5F"/>
+          </w:tcPr>
+          <w:p>
+            <w:r>
+              <w:rPr>
+                <w:b/>
+                <w:i w:val="0"/>
+                <w:color w:val="FFFFFF"/>
+                <w:sz w:val="19"/>
+              </w:rPr>
+              <w:t>Impacto</w:t>
+            </w:r>
+          </w:p>
+        </w:tc>
+        <w:tc>
+          <w:tcPr>
+            <w:tcW w:type="dxa" w:w="3249"/>
             <w:shd w:val="clear" w:color="auto" w:fill="1F3A5F"/>
           </w:tcPr>
           <w:p>
@@ -3128,7 +4235,7 @@
       <w:tr>
         <w:tc>
           <w:tcPr>
-            <w:tcW w:type="dxa" w:w="4873"/>
+            <w:tcW w:type="dxa" w:w="3249"/>
           </w:tcPr>
           <w:p>
             <w:r>
@@ -3137,13 +4244,13 @@
                 <w:i w:val="0"/>
                 <w:sz w:val="19"/>
               </w:rPr>
-              <w:t>Concurrencia de escrituras en el archivo JSON</w:t>
+              <w:t>Escrituras concurrentes en el JSON</w:t>
             </w:r>
           </w:p>
         </w:tc>
         <w:tc>
           <w:tcPr>
-            <w:tcW w:type="dxa" w:w="4873"/>
+            <w:tcW w:type="dxa" w:w="3249"/>
           </w:tcPr>
           <w:p>
             <w:r>
@@ -3152,7 +4259,22 @@
                 <w:i w:val="0"/>
                 <w:sz w:val="19"/>
               </w:rPr>
-              <w:t>Un solo proceso; escrituras síncronas atómicas. Se migra a una BD en la iteración 2</w:t>
+              <w:t>Pérdida de datos con varios procesos</w:t>
+            </w:r>
+          </w:p>
+        </w:tc>
+        <w:tc>
+          <w:tcPr>
+            <w:tcW w:type="dxa" w:w="3249"/>
+          </w:tcPr>
+          <w:p>
+            <w:r>
+              <w:rPr>
+                <w:b w:val="0"/>
+                <w:i w:val="0"/>
+                <w:sz w:val="19"/>
+              </w:rPr>
+              <w:t>Un solo proceso y escritura atómica; BD en la iteración 2</w:t>
             </w:r>
           </w:p>
         </w:tc>
@@ -3160,7 +4282,7 @@
       <w:tr>
         <w:tc>
           <w:tcPr>
-            <w:tcW w:type="dxa" w:w="4873"/>
+            <w:tcW w:type="dxa" w:w="3249"/>
             <w:shd w:val="clear" w:color="auto" w:fill="EEF2F7"/>
           </w:tcPr>
           <w:p>
@@ -3176,7 +4298,7 @@
         </w:tc>
         <w:tc>
           <w:tcPr>
-            <w:tcW w:type="dxa" w:w="4873"/>
+            <w:tcW w:type="dxa" w:w="3249"/>
             <w:shd w:val="clear" w:color="auto" w:fill="EEF2F7"/>
           </w:tcPr>
           <w:p>
@@ -3186,7 +4308,23 @@
                 <w:i w:val="0"/>
                 <w:sz w:val="19"/>
               </w:rPr>
-              <w:t>Aceptable para miles de tareas; se monitorea en iteraciones futuras</w:t>
+              <w:t>Lentitud</w:t>
+            </w:r>
+          </w:p>
+        </w:tc>
+        <w:tc>
+          <w:tcPr>
+            <w:tcW w:type="dxa" w:w="3249"/>
+            <w:shd w:val="clear" w:color="auto" w:fill="EEF2F7"/>
+          </w:tcPr>
+          <w:p>
+            <w:r>
+              <w:rPr>
+                <w:b w:val="0"/>
+                <w:i w:val="0"/>
+                <w:sz w:val="19"/>
+              </w:rPr>
+              <w:t>NFR-002 se mide en cada ejecución de pruebas</w:t>
             </w:r>
           </w:p>
         </w:tc>
@@ -3194,7 +4332,55 @@
       <w:tr>
         <w:tc>
           <w:tcPr>
-            <w:tcW w:type="dxa" w:w="4873"/>
+            <w:tcW w:type="dxa" w:w="3249"/>
+          </w:tcPr>
+          <w:p>
+            <w:r>
+              <w:rPr>
+                <w:b w:val="0"/>
+                <w:i w:val="0"/>
+                <w:sz w:val="19"/>
+              </w:rPr>
+              <w:t>Enumeración o abuso con cuerpos grandes</w:t>
+            </w:r>
+          </w:p>
+        </w:tc>
+        <w:tc>
+          <w:tcPr>
+            <w:tcW w:type="dxa" w:w="3249"/>
+          </w:tcPr>
+          <w:p>
+            <w:r>
+              <w:rPr>
+                <w:b w:val="0"/>
+                <w:i w:val="0"/>
+                <w:sz w:val="19"/>
+              </w:rPr>
+              <w:t>Consumo de recursos</w:t>
+            </w:r>
+          </w:p>
+        </w:tc>
+        <w:tc>
+          <w:tcPr>
+            <w:tcW w:type="dxa" w:w="3249"/>
+          </w:tcPr>
+          <w:p>
+            <w:r>
+              <w:rPr>
+                <w:b w:val="0"/>
+                <w:i w:val="0"/>
+                <w:sz w:val="19"/>
+              </w:rPr>
+              <w:t>Límite de 10 KB (NFR-004)</w:t>
+            </w:r>
+          </w:p>
+        </w:tc>
+      </w:tr>
+      <w:tr>
+        <w:tc>
+          <w:tcPr>
+            <w:tcW w:type="dxa" w:w="3249"/>
+            <w:shd w:val="clear" w:color="auto" w:fill="EEF2F7"/>
           </w:tcPr>
           <w:p>
             <w:r>
@@ -3209,7 +4395,8 @@
         </w:tc>
         <w:tc>
           <w:tcPr>
-            <w:tcW w:type="dxa" w:w="4873"/>
+            <w:tcW w:type="dxa" w:w="3249"/>
+            <w:shd w:val="clear" w:color="auto" w:fill="EEF2F7"/>
           </w:tcPr>
           <w:p>
             <w:r>
@@ -3218,13 +4405,118 @@
                 <w:i w:val="0"/>
                 <w:sz w:val="19"/>
               </w:rPr>
-              <w:t>Versión fijada (≥ 20); el reporte se adjunta en la auditoría</w:t>
+              <w:t>Métricas inestables</w:t>
+            </w:r>
+          </w:p>
+        </w:tc>
+        <w:tc>
+          <w:tcPr>
+            <w:tcW w:type="dxa" w:w="3249"/>
+            <w:shd w:val="clear" w:color="auto" w:fill="EEF2F7"/>
+          </w:tcPr>
+          <w:p>
+            <w:r>
+              <w:rPr>
+                <w:b w:val="0"/>
+                <w:i w:val="0"/>
+                <w:sz w:val="19"/>
+              </w:rPr>
+              <w:t>Versión de Node fijada (≥ 20)</w:t>
             </w:r>
           </w:p>
         </w:tc>
       </w:tr>
     </w:tbl>
     <w:p/>
+    <w:p>
+      <w:pPr>
+        <w:pStyle w:val="Heading2"/>
+      </w:pPr>
+      <w:r>
+        <w:rPr>
+          <w:b w:val="0"/>
+          <w:i w:val="0"/>
+          <w:color w:val="1F3A5F"/>
+        </w:rPr>
+        <w:t>✅ Puerta G2 — Checklist antes de aprobar el diseño</w:t>
+      </w:r>
+    </w:p>
+    <w:p>
+      <w:pPr>
+        <w:pStyle w:val="ListBullet"/>
+      </w:pPr>
+      <w:r>
+        <w:rPr>
+          <w:b w:val="0"/>
+          <w:i w:val="0"/>
+        </w:rPr>
+        <w:t>☑ Cubre todos los requisitos y cita sus IDs (§4, §5, §6 y §7).</w:t>
+      </w:r>
+    </w:p>
+    <w:p>
+      <w:pPr>
+        <w:pStyle w:val="ListBullet"/>
+      </w:pPr>
+      <w:r>
+        <w:rPr>
+          <w:b w:val="0"/>
+          <w:i w:val="0"/>
+        </w:rPr>
+        <w:t>☑ Respeta la constitución del proyecto (§3).</w:t>
+      </w:r>
+    </w:p>
+    <w:p>
+      <w:pPr>
+        <w:pStyle w:val="ListBullet"/>
+      </w:pPr>
+      <w:r>
+        <w:rPr>
+          <w:b w:val="0"/>
+          <w:i w:val="0"/>
+        </w:rPr>
+        <w:t>☑ Documenta las alternativas descartadas (§7).</w:t>
+      </w:r>
+    </w:p>
+    <w:p>
+      <w:pPr>
+        <w:pStyle w:val="ListBullet"/>
+      </w:pPr>
+      <w:r>
+        <w:rPr>
+          <w:b w:val="0"/>
+          <w:i w:val="0"/>
+        </w:rPr>
+        <w:t>☑ Incluye una estrategia de pruebas (§8).</w:t>
+      </w:r>
+    </w:p>
+    <w:p>
+      <w:pPr>
+        <w:pStyle w:val="ListBullet"/>
+      </w:pPr>
+      <w:r>
+        <w:rPr>
+          <w:b w:val="0"/>
+          <w:i w:val="0"/>
+        </w:rPr>
+        <w:t>☑ Identifica riesgos de seguridad, rendimiento y migraciones (§9).</w:t>
+      </w:r>
+    </w:p>
+    <w:p>
+      <w:r>
+        <w:rPr>
+          <w:b/>
+          <w:i w:val="0"/>
+        </w:rPr>
+        <w:t>Aprobado por:</w:t>
+      </w:r>
+      <w:r>
+        <w:rPr>
+          <w:b w:val="0"/>
+          <w:i w:val="0"/>
+        </w:rPr>
+        <w:t xml:space="preserve"> Líder técnico, 2026-10-21.</w:t>
+      </w:r>
+    </w:p>
     <w:sectPr>
       <w:pgSz w:w="12240" w:h="15840"/>
       <w:pgMar w:top="1134" w:right="1247" w:bottom="1134" w:left="1247" w:header="720" w:footer="720" w:gutter="0"/>
